--- a/work/【举证说明】责任贡献举证说明.docx
+++ b/work/【举证说明】责任贡献举证说明.docx
@@ -4,17 +4,17 @@
   <w:body>
     <w:p>
       <w:pPr>
-        <w:spacing w:after="120" w:line="360" w:lineRule="auto"/>
+        <w:spacing w:after="360" w:line="360" w:lineRule="auto"/>
         <w:jc w:val="center"/>
         <w:rPr>
-          <w:rFonts w:eastAsia="微软雅黑"/>
+          <w:rFonts w:ascii="Calibri" w:eastAsia="微软雅黑" w:hAnsi="Calibri"/>
           <w:b/>
           <w:sz w:val="44"/>
         </w:rPr>
       </w:pPr>
       <w:r>
         <w:rPr>
-          <w:rFonts w:eastAsia="微软雅黑" w:hint="eastAsia"/>
+          <w:rFonts w:ascii="Calibri" w:eastAsia="微软雅黑" w:hAnsi="Calibri" w:hint="eastAsia"/>
           <w:b/>
           <w:sz w:val="44"/>
         </w:rPr>
@@ -24,65 +24,62 @@
     <w:p>
       <w:pPr>
         <w:spacing w:after="120" w:line="360" w:lineRule="auto"/>
-        <w:rPr>
-          <w:rFonts w:eastAsia="微软雅黑"/>
-        </w:rPr>
-      </w:pPr>
-    </w:p>
-    <w:p>
-      <w:pPr>
-        <w:spacing w:after="120" w:line="360" w:lineRule="auto"/>
-        <w:rPr>
-          <w:rFonts w:eastAsia="微软雅黑"/>
-        </w:rPr>
-      </w:pPr>
-      <w:r>
-        <w:rPr>
-          <w:rFonts w:eastAsia="微软雅黑" w:hint="eastAsia"/>
+        <w:jc w:val="left"/>
+        <w:rPr>
+          <w:rFonts w:ascii="Calibri" w:eastAsia="微软雅黑" w:hAnsi="Calibri"/>
+        </w:rPr>
+      </w:pPr>
+    </w:p>
+    <w:p>
+      <w:pPr>
+        <w:spacing w:after="120" w:line="360" w:lineRule="auto"/>
+        <w:jc w:val="left"/>
+        <w:rPr>
+          <w:rFonts w:ascii="Calibri" w:eastAsia="微软雅黑" w:hAnsi="Calibri"/>
+        </w:rPr>
+      </w:pPr>
+      <w:r>
+        <w:rPr>
+          <w:rFonts w:ascii="Calibri" w:eastAsia="微软雅黑" w:hAnsi="Calibri" w:hint="eastAsia"/>
         </w:rPr>
         <w:t>申报人：李进熙（工号：</w:t>
       </w:r>
       <w:r>
         <w:rPr>
-          <w:rFonts w:eastAsia="微软雅黑"/>
+          <w:rFonts w:ascii="Calibri" w:eastAsia="微软雅黑" w:hAnsi="Calibri"/>
         </w:rPr>
         <w:t>00836012</w:t>
       </w:r>
       <w:r>
         <w:rPr>
-          <w:rFonts w:eastAsia="微软雅黑"/>
+          <w:rFonts w:ascii="Calibri" w:eastAsia="微软雅黑" w:hAnsi="Calibri"/>
         </w:rPr>
         <w:t>）</w:t>
       </w:r>
-      <w:r>
-        <w:rPr>
-          <w:rFonts w:eastAsia="微软雅黑"/>
-        </w:rPr>
-        <w:t xml:space="preserve">  </w:t>
-      </w:r>
-    </w:p>
-    <w:p>
-      <w:pPr>
-        <w:spacing w:after="120" w:line="360" w:lineRule="auto"/>
-        <w:rPr>
-          <w:rFonts w:eastAsia="微软雅黑"/>
-        </w:rPr>
-      </w:pPr>
-      <w:r>
-        <w:rPr>
-          <w:rFonts w:eastAsia="微软雅黑" w:hint="eastAsia"/>
+    </w:p>
+    <w:p>
+      <w:pPr>
+        <w:spacing w:after="120" w:line="360" w:lineRule="auto"/>
+        <w:jc w:val="left"/>
+        <w:rPr>
+          <w:rFonts w:ascii="Calibri" w:eastAsia="微软雅黑" w:hAnsi="Calibri"/>
+        </w:rPr>
+      </w:pPr>
+      <w:r>
+        <w:rPr>
+          <w:rFonts w:ascii="Calibri" w:eastAsia="微软雅黑" w:hAnsi="Calibri" w:hint="eastAsia"/>
         </w:rPr>
         <w:t>申报级别：数据科学与</w:t>
       </w:r>
       <w:r>
         <w:rPr>
-          <w:rFonts w:eastAsia="微软雅黑"/>
+          <w:rFonts w:ascii="Calibri" w:eastAsia="微软雅黑" w:hAnsi="Calibri"/>
         </w:rPr>
         <w:t xml:space="preserve"> AI </w:t>
       </w:r>
       <w:r>
         <w:rPr>
-          <w:rFonts w:eastAsia="微软雅黑"/>
+          <w:rFonts w:ascii="Calibri" w:eastAsia="微软雅黑" w:hAnsi="Calibri"/>
         </w:rPr>
         <w:t>工程三级</w:t>
       </w:r>
@@ -90,16 +87,18 @@
     <w:p>
       <w:pPr>
         <w:spacing w:after="120" w:line="360" w:lineRule="auto"/>
-        <w:rPr>
-          <w:rFonts w:eastAsia="微软雅黑"/>
-        </w:rPr>
-      </w:pPr>
-    </w:p>
-    <w:p>
-      <w:pPr>
-        <w:spacing w:before="240" w:after="120" w:line="360" w:lineRule="auto"/>
-        <w:rPr>
-          <w:rFonts w:eastAsia="微软雅黑"/>
+        <w:jc w:val="left"/>
+        <w:rPr>
+          <w:rFonts w:ascii="Calibri" w:eastAsia="微软雅黑" w:hAnsi="Calibri"/>
+        </w:rPr>
+      </w:pPr>
+    </w:p>
+    <w:p>
+      <w:pPr>
+        <w:spacing w:before="240" w:after="160" w:line="360" w:lineRule="auto"/>
+        <w:jc w:val="left"/>
+        <w:rPr>
+          <w:rFonts w:ascii="Calibri" w:eastAsia="微软雅黑" w:hAnsi="Calibri"/>
           <w:b/>
           <w:color w:val="00008B"/>
           <w:sz w:val="30"/>
@@ -107,7 +106,7 @@
       </w:pPr>
       <w:r>
         <w:rPr>
-          <w:rFonts w:eastAsia="微软雅黑" w:hint="eastAsia"/>
+          <w:rFonts w:ascii="Calibri" w:eastAsia="微软雅黑" w:hAnsi="Calibri" w:hint="eastAsia"/>
           <w:b/>
           <w:color w:val="00008B"/>
           <w:sz w:val="30"/>
@@ -118,105 +117,107 @@
     <w:p>
       <w:pPr>
         <w:spacing w:after="120" w:line="360" w:lineRule="auto"/>
-        <w:rPr>
-          <w:rFonts w:eastAsia="微软雅黑"/>
-        </w:rPr>
-      </w:pPr>
-    </w:p>
-    <w:p>
-      <w:pPr>
-        <w:spacing w:after="120" w:line="360" w:lineRule="auto"/>
-        <w:rPr>
-          <w:rFonts w:eastAsia="微软雅黑"/>
-        </w:rPr>
-      </w:pPr>
-      <w:r>
-        <w:rPr>
-          <w:rFonts w:eastAsia="微软雅黑" w:hint="eastAsia"/>
+        <w:jc w:val="left"/>
+        <w:rPr>
+          <w:rFonts w:ascii="Calibri" w:eastAsia="微软雅黑" w:hAnsi="Calibri"/>
+        </w:rPr>
+      </w:pPr>
+    </w:p>
+    <w:p>
+      <w:pPr>
+        <w:spacing w:after="120" w:line="360" w:lineRule="auto"/>
+        <w:jc w:val="left"/>
+        <w:rPr>
+          <w:rFonts w:ascii="Calibri" w:eastAsia="微软雅黑" w:hAnsi="Calibri"/>
+        </w:rPr>
+      </w:pPr>
+      <w:r>
+        <w:rPr>
+          <w:rFonts w:ascii="Calibri" w:eastAsia="微软雅黑" w:hAnsi="Calibri" w:hint="eastAsia"/>
         </w:rPr>
         <w:t>三级责任结果定位为核心模块级（多模块</w:t>
       </w:r>
       <w:r>
         <w:rPr>
-          <w:rFonts w:eastAsia="微软雅黑"/>
+          <w:rFonts w:ascii="Calibri" w:eastAsia="微软雅黑" w:hAnsi="Calibri"/>
         </w:rPr>
         <w:t>/</w:t>
       </w:r>
       <w:r>
         <w:rPr>
-          <w:rFonts w:eastAsia="微软雅黑"/>
+          <w:rFonts w:ascii="Calibri" w:eastAsia="微软雅黑" w:hAnsi="Calibri"/>
         </w:rPr>
         <w:t>微服务），承担数据科学或</w:t>
       </w:r>
       <w:r>
         <w:rPr>
-          <w:rFonts w:eastAsia="微软雅黑"/>
+          <w:rFonts w:ascii="Calibri" w:eastAsia="微软雅黑" w:hAnsi="Calibri"/>
         </w:rPr>
         <w:t xml:space="preserve"> AI </w:t>
       </w:r>
       <w:r>
         <w:rPr>
-          <w:rFonts w:eastAsia="微软雅黑"/>
+          <w:rFonts w:ascii="Calibri" w:eastAsia="微软雅黑" w:hAnsi="Calibri"/>
         </w:rPr>
         <w:t>工程模块的设计、开发、重构、看护及工程优化。本材料选取</w:t>
       </w:r>
       <w:r>
         <w:rPr>
-          <w:rFonts w:eastAsia="微软雅黑"/>
+          <w:rFonts w:ascii="Calibri" w:eastAsia="微软雅黑" w:hAnsi="Calibri"/>
         </w:rPr>
         <w:t>“</w:t>
       </w:r>
       <w:r>
         <w:rPr>
-          <w:rFonts w:eastAsia="微软雅黑"/>
+          <w:rFonts w:ascii="Calibri" w:eastAsia="微软雅黑" w:hAnsi="Calibri"/>
         </w:rPr>
         <w:t>独立负责</w:t>
       </w:r>
       <w:r>
         <w:rPr>
-          <w:rFonts w:eastAsia="微软雅黑"/>
+          <w:rFonts w:ascii="Calibri" w:eastAsia="微软雅黑" w:hAnsi="Calibri"/>
         </w:rPr>
         <w:t xml:space="preserve"> AI </w:t>
       </w:r>
       <w:r>
         <w:rPr>
-          <w:rFonts w:eastAsia="微软雅黑"/>
+          <w:rFonts w:ascii="Calibri" w:eastAsia="微软雅黑" w:hAnsi="Calibri"/>
         </w:rPr>
         <w:t>框架核心模块的设计、开发与优化</w:t>
       </w:r>
       <w:r>
         <w:rPr>
-          <w:rFonts w:eastAsia="微软雅黑"/>
+          <w:rFonts w:ascii="Calibri" w:eastAsia="微软雅黑" w:hAnsi="Calibri"/>
         </w:rPr>
         <w:t>”</w:t>
       </w:r>
       <w:r>
         <w:rPr>
-          <w:rFonts w:eastAsia="微软雅黑"/>
+          <w:rFonts w:ascii="Calibri" w:eastAsia="微软雅黑" w:hAnsi="Calibri"/>
         </w:rPr>
         <w:t>和</w:t>
       </w:r>
       <w:r>
         <w:rPr>
-          <w:rFonts w:eastAsia="微软雅黑"/>
+          <w:rFonts w:ascii="Calibri" w:eastAsia="微软雅黑" w:hAnsi="Calibri"/>
         </w:rPr>
         <w:t>“</w:t>
       </w:r>
       <w:r>
         <w:rPr>
-          <w:rFonts w:eastAsia="微软雅黑"/>
+          <w:rFonts w:ascii="Calibri" w:eastAsia="微软雅黑" w:hAnsi="Calibri"/>
         </w:rPr>
         <w:t>独立负责复杂算子方案设计及开发</w:t>
       </w:r>
       <w:r>
         <w:rPr>
-          <w:rFonts w:eastAsia="微软雅黑"/>
+          <w:rFonts w:ascii="Calibri" w:eastAsia="微软雅黑" w:hAnsi="Calibri"/>
         </w:rPr>
         <w:t>”</w:t>
       </w:r>
       <w:r>
         <w:rPr>
-          <w:rFonts w:eastAsia="微软雅黑"/>
+          <w:rFonts w:ascii="Calibri" w:eastAsia="微软雅黑" w:hAnsi="Calibri"/>
         </w:rPr>
         <w:t>两条责任结果进行举证，重点证明关键特性具备竞争优势、关键技术取得改进、研发质量和效率得到提升。</w:t>
       </w:r>
@@ -224,16 +225,18 @@
     <w:p>
       <w:pPr>
         <w:spacing w:after="120" w:line="360" w:lineRule="auto"/>
-        <w:rPr>
-          <w:rFonts w:eastAsia="微软雅黑"/>
-        </w:rPr>
-      </w:pPr>
-    </w:p>
-    <w:p>
-      <w:pPr>
-        <w:spacing w:before="240" w:after="120" w:line="360" w:lineRule="auto"/>
-        <w:rPr>
-          <w:rFonts w:eastAsia="微软雅黑"/>
+        <w:jc w:val="left"/>
+        <w:rPr>
+          <w:rFonts w:ascii="Calibri" w:eastAsia="微软雅黑" w:hAnsi="Calibri"/>
+        </w:rPr>
+      </w:pPr>
+    </w:p>
+    <w:p>
+      <w:pPr>
+        <w:spacing w:before="240" w:after="160" w:line="360" w:lineRule="auto"/>
+        <w:jc w:val="left"/>
+        <w:rPr>
+          <w:rFonts w:ascii="Calibri" w:eastAsia="微软雅黑" w:hAnsi="Calibri"/>
           <w:b/>
           <w:color w:val="00008B"/>
           <w:sz w:val="30"/>
@@ -241,7 +244,7 @@
       </w:pPr>
       <w:r>
         <w:rPr>
-          <w:rFonts w:eastAsia="微软雅黑" w:hint="eastAsia"/>
+          <w:rFonts w:ascii="Calibri" w:eastAsia="微软雅黑" w:hAnsi="Calibri" w:hint="eastAsia"/>
           <w:b/>
           <w:color w:val="00008B"/>
           <w:sz w:val="30"/>
@@ -252,75 +255,77 @@
     <w:p>
       <w:pPr>
         <w:spacing w:after="120" w:line="360" w:lineRule="auto"/>
-        <w:rPr>
-          <w:rFonts w:eastAsia="微软雅黑"/>
-        </w:rPr>
-      </w:pPr>
-    </w:p>
-    <w:p>
-      <w:pPr>
-        <w:spacing w:after="120" w:line="360" w:lineRule="auto"/>
-        <w:rPr>
-          <w:rFonts w:eastAsia="微软雅黑"/>
-        </w:rPr>
-      </w:pPr>
-      <w:r>
-        <w:rPr>
-          <w:rFonts w:eastAsia="微软雅黑" w:hint="eastAsia"/>
+        <w:jc w:val="left"/>
+        <w:rPr>
+          <w:rFonts w:ascii="Calibri" w:eastAsia="微软雅黑" w:hAnsi="Calibri"/>
+        </w:rPr>
+      </w:pPr>
+    </w:p>
+    <w:p>
+      <w:pPr>
+        <w:spacing w:after="120" w:line="360" w:lineRule="auto"/>
+        <w:jc w:val="left"/>
+        <w:rPr>
+          <w:rFonts w:ascii="Calibri" w:eastAsia="微软雅黑" w:hAnsi="Calibri"/>
+        </w:rPr>
+      </w:pPr>
+      <w:r>
+        <w:rPr>
+          <w:rFonts w:ascii="Calibri" w:eastAsia="微软雅黑" w:hAnsi="Calibri" w:hint="eastAsia"/>
         </w:rPr>
         <w:t>任职周期内作为</w:t>
       </w:r>
       <w:r>
         <w:rPr>
-          <w:rFonts w:eastAsia="微软雅黑"/>
+          <w:rFonts w:ascii="Calibri" w:eastAsia="微软雅黑" w:hAnsi="Calibri"/>
         </w:rPr>
         <w:t xml:space="preserve"> MindIE-SD </w:t>
       </w:r>
       <w:r>
         <w:rPr>
-          <w:rFonts w:eastAsia="微软雅黑"/>
-        </w:rPr>
-        <w:t>多模态推理开发骨干，负责低比</w:t>
-      </w:r>
-      <w:r>
-        <w:rPr>
-          <w:rFonts w:eastAsia="微软雅黑" w:hint="eastAsia"/>
-        </w:rPr>
-        <w:t>特量化注意力、序列并行通信优化及多模态模型工程化交付，工作覆盖需求分析、方案设计、核心编码、精度与性能验证、版本转测、客户问题闭环和社区看护。交付对象包含框架核心量化模块、复杂融合算子及多卡通信链路，符合三级“核心模块级、多模块设计</w:t>
-      </w:r>
-      <w:r>
-        <w:rPr>
-          <w:rFonts w:eastAsia="微软雅黑"/>
+          <w:rFonts w:ascii="Calibri" w:eastAsia="微软雅黑" w:hAnsi="Calibri"/>
+        </w:rPr>
+        <w:t>多模态推理开发骨干，负责低比特量</w:t>
+      </w:r>
+      <w:r>
+        <w:rPr>
+          <w:rFonts w:ascii="Calibri" w:eastAsia="微软雅黑" w:hAnsi="Calibri" w:hint="eastAsia"/>
+        </w:rPr>
+        <w:t>化注意力、序列并行通信优化及多模态模型工程化交付，工作覆盖需求分析、方案设计、核心编码、精度与性能验证、版本转测、客户问题闭环和社区看护。交付对象包含框架核心量化模块、复杂融合算子及多卡通信链路，符合三级“核心模块级、多模块设计</w:t>
+      </w:r>
+      <w:r>
+        <w:rPr>
+          <w:rFonts w:ascii="Calibri" w:eastAsia="微软雅黑" w:hAnsi="Calibri"/>
         </w:rPr>
         <w:t>/</w:t>
       </w:r>
       <w:r>
         <w:rPr>
-          <w:rFonts w:eastAsia="微软雅黑"/>
+          <w:rFonts w:ascii="Calibri" w:eastAsia="微软雅黑" w:hAnsi="Calibri"/>
         </w:rPr>
         <w:t>开发</w:t>
       </w:r>
       <w:r>
         <w:rPr>
-          <w:rFonts w:eastAsia="微软雅黑"/>
+          <w:rFonts w:ascii="Calibri" w:eastAsia="微软雅黑" w:hAnsi="Calibri"/>
         </w:rPr>
         <w:t>/</w:t>
       </w:r>
       <w:r>
         <w:rPr>
-          <w:rFonts w:eastAsia="微软雅黑"/>
+          <w:rFonts w:ascii="Calibri" w:eastAsia="微软雅黑" w:hAnsi="Calibri"/>
         </w:rPr>
         <w:t>维护</w:t>
       </w:r>
       <w:r>
         <w:rPr>
-          <w:rFonts w:eastAsia="微软雅黑"/>
+          <w:rFonts w:ascii="Calibri" w:eastAsia="微软雅黑" w:hAnsi="Calibri"/>
         </w:rPr>
         <w:t>”</w:t>
       </w:r>
       <w:r>
         <w:rPr>
-          <w:rFonts w:eastAsia="微软雅黑"/>
+          <w:rFonts w:ascii="Calibri" w:eastAsia="微软雅黑" w:hAnsi="Calibri"/>
         </w:rPr>
         <w:t>的工作层级。</w:t>
       </w:r>
@@ -328,16 +333,18 @@
     <w:p>
       <w:pPr>
         <w:spacing w:after="120" w:line="360" w:lineRule="auto"/>
-        <w:rPr>
-          <w:rFonts w:eastAsia="微软雅黑"/>
-        </w:rPr>
-      </w:pPr>
-    </w:p>
-    <w:p>
-      <w:pPr>
-        <w:spacing w:before="240" w:after="120" w:line="360" w:lineRule="auto"/>
-        <w:rPr>
-          <w:rFonts w:eastAsia="微软雅黑"/>
+        <w:jc w:val="left"/>
+        <w:rPr>
+          <w:rFonts w:ascii="Calibri" w:eastAsia="微软雅黑" w:hAnsi="Calibri"/>
+        </w:rPr>
+      </w:pPr>
+    </w:p>
+    <w:p>
+      <w:pPr>
+        <w:spacing w:before="240" w:after="160" w:line="360" w:lineRule="auto"/>
+        <w:jc w:val="left"/>
+        <w:rPr>
+          <w:rFonts w:ascii="Calibri" w:eastAsia="微软雅黑" w:hAnsi="Calibri"/>
           <w:b/>
           <w:color w:val="00008B"/>
           <w:sz w:val="30"/>
@@ -345,7 +352,7 @@
       </w:pPr>
       <w:r>
         <w:rPr>
-          <w:rFonts w:eastAsia="微软雅黑" w:hint="eastAsia"/>
+          <w:rFonts w:ascii="Calibri" w:eastAsia="微软雅黑" w:hAnsi="Calibri" w:hint="eastAsia"/>
           <w:b/>
           <w:color w:val="00008B"/>
           <w:sz w:val="30"/>
@@ -356,16 +363,18 @@
     <w:p>
       <w:pPr>
         <w:spacing w:after="120" w:line="360" w:lineRule="auto"/>
-        <w:rPr>
-          <w:rFonts w:eastAsia="微软雅黑"/>
-        </w:rPr>
-      </w:pPr>
-    </w:p>
-    <w:p>
-      <w:pPr>
-        <w:spacing w:before="160" w:after="120" w:line="360" w:lineRule="auto"/>
-        <w:rPr>
-          <w:rFonts w:eastAsia="微软雅黑"/>
+        <w:jc w:val="left"/>
+        <w:rPr>
+          <w:rFonts w:ascii="Calibri" w:eastAsia="微软雅黑" w:hAnsi="Calibri"/>
+        </w:rPr>
+      </w:pPr>
+    </w:p>
+    <w:p>
+      <w:pPr>
+        <w:spacing w:before="160" w:after="100" w:line="360" w:lineRule="auto"/>
+        <w:jc w:val="left"/>
+        <w:rPr>
+          <w:rFonts w:ascii="Calibri" w:eastAsia="微软雅黑" w:hAnsi="Calibri"/>
           <w:b/>
           <w:color w:val="333333"/>
           <w:sz w:val="24"/>
@@ -373,17 +382,16 @@
       </w:pPr>
       <w:r>
         <w:rPr>
-          <w:rFonts w:eastAsia="微软雅黑"/>
+          <w:rFonts w:ascii="Calibri" w:eastAsia="微软雅黑" w:hAnsi="Calibri"/>
           <w:b/>
           <w:color w:val="333333"/>
           <w:sz w:val="24"/>
         </w:rPr>
-        <w:lastRenderedPageBreak/>
         <w:t xml:space="preserve">3.1 </w:t>
       </w:r>
       <w:r>
         <w:rPr>
-          <w:rFonts w:eastAsia="微软雅黑"/>
+          <w:rFonts w:ascii="Calibri" w:eastAsia="微软雅黑" w:hAnsi="Calibri"/>
           <w:b/>
           <w:color w:val="333333"/>
           <w:sz w:val="24"/>
@@ -394,219 +402,221 @@
     <w:p>
       <w:pPr>
         <w:spacing w:after="120" w:line="360" w:lineRule="auto"/>
-        <w:rPr>
-          <w:rFonts w:eastAsia="微软雅黑"/>
-        </w:rPr>
-      </w:pPr>
-    </w:p>
-    <w:p>
-      <w:pPr>
-        <w:spacing w:after="120" w:line="360" w:lineRule="auto"/>
-        <w:rPr>
-          <w:rFonts w:eastAsia="微软雅黑"/>
-        </w:rPr>
-      </w:pPr>
-      <w:r>
-        <w:rPr>
-          <w:rFonts w:eastAsia="微软雅黑" w:hint="eastAsia"/>
+        <w:jc w:val="left"/>
+        <w:rPr>
+          <w:rFonts w:ascii="Calibri" w:eastAsia="微软雅黑" w:hAnsi="Calibri"/>
+        </w:rPr>
+      </w:pPr>
+    </w:p>
+    <w:p>
+      <w:pPr>
+        <w:spacing w:after="120" w:line="360" w:lineRule="auto"/>
+        <w:jc w:val="left"/>
+        <w:rPr>
+          <w:rFonts w:ascii="Calibri" w:eastAsia="微软雅黑" w:hAnsi="Calibri"/>
+        </w:rPr>
+      </w:pPr>
+      <w:r>
+        <w:rPr>
+          <w:rFonts w:ascii="Calibri" w:eastAsia="微软雅黑" w:hAnsi="Calibri" w:hint="eastAsia"/>
         </w:rPr>
         <w:t>围绕视频生成模型</w:t>
       </w:r>
       <w:r>
         <w:rPr>
-          <w:rFonts w:eastAsia="微软雅黑"/>
+          <w:rFonts w:ascii="Calibri" w:eastAsia="微软雅黑" w:hAnsi="Calibri"/>
         </w:rPr>
         <w:t xml:space="preserve"> Attention </w:t>
       </w:r>
       <w:r>
         <w:rPr>
-          <w:rFonts w:eastAsia="微软雅黑"/>
+          <w:rFonts w:ascii="Calibri" w:eastAsia="微软雅黑" w:hAnsi="Calibri"/>
         </w:rPr>
         <w:t>的计算和显存瓶颈，完成</w:t>
       </w:r>
       <w:r>
         <w:rPr>
-          <w:rFonts w:eastAsia="微软雅黑"/>
+          <w:rFonts w:ascii="Calibri" w:eastAsia="微软雅黑" w:hAnsi="Calibri"/>
         </w:rPr>
         <w:t xml:space="preserve"> MXFP4 Quant Flash Attention</w:t>
       </w:r>
       <w:r>
         <w:rPr>
-          <w:rFonts w:eastAsia="微软雅黑"/>
+          <w:rFonts w:ascii="Calibri" w:eastAsia="微软雅黑" w:hAnsi="Calibri"/>
         </w:rPr>
         <w:t>、</w:t>
       </w:r>
       <w:r>
         <w:rPr>
-          <w:rFonts w:eastAsia="微软雅黑"/>
+          <w:rFonts w:ascii="Calibri" w:eastAsia="微软雅黑" w:hAnsi="Calibri"/>
         </w:rPr>
         <w:t>Metadata</w:t>
       </w:r>
       <w:r>
         <w:rPr>
-          <w:rFonts w:eastAsia="微软雅黑"/>
+          <w:rFonts w:ascii="Calibri" w:eastAsia="微软雅黑" w:hAnsi="Calibri"/>
         </w:rPr>
         <w:t>、多布局</w:t>
       </w:r>
       <w:r>
         <w:rPr>
-          <w:rFonts w:eastAsia="微软雅黑"/>
+          <w:rFonts w:ascii="Calibri" w:eastAsia="微软雅黑" w:hAnsi="Calibri"/>
         </w:rPr>
         <w:t xml:space="preserve"> Softmax </w:t>
       </w:r>
       <w:r>
         <w:rPr>
-          <w:rFonts w:eastAsia="微软雅黑"/>
-        </w:rPr>
-        <w:t>和部署端接入等关键能</w:t>
-      </w:r>
-      <w:r>
-        <w:rPr>
-          <w:rFonts w:eastAsia="微软雅黑" w:hint="eastAsia"/>
-        </w:rPr>
-        <w:t>力，形成从需求、设计、框架接入、算子实现到</w:t>
-      </w:r>
-      <w:r>
-        <w:rPr>
-          <w:rFonts w:eastAsia="微软雅黑"/>
+          <w:rFonts w:ascii="Calibri" w:eastAsia="微软雅黑" w:hAnsi="Calibri"/>
+        </w:rPr>
+        <w:t>和部署端接入等关键能力，</w:t>
+      </w:r>
+      <w:r>
+        <w:rPr>
+          <w:rFonts w:ascii="Calibri" w:eastAsia="微软雅黑" w:hAnsi="Calibri" w:hint="eastAsia"/>
+        </w:rPr>
+        <w:t>形成从需求、设计、框架接入、算子实现到</w:t>
+      </w:r>
+      <w:r>
+        <w:rPr>
+          <w:rFonts w:ascii="Calibri" w:eastAsia="微软雅黑" w:hAnsi="Calibri"/>
         </w:rPr>
         <w:t xml:space="preserve"> Golden/UT</w:t>
       </w:r>
       <w:r>
         <w:rPr>
-          <w:rFonts w:eastAsia="微软雅黑"/>
+          <w:rFonts w:ascii="Calibri" w:eastAsia="微软雅黑" w:hAnsi="Calibri"/>
         </w:rPr>
         <w:t>、模型端到端验证的交付闭环。</w:t>
       </w:r>
       <w:r>
         <w:rPr>
-          <w:rFonts w:eastAsia="微软雅黑"/>
+          <w:rFonts w:ascii="Calibri" w:eastAsia="微软雅黑" w:hAnsi="Calibri"/>
         </w:rPr>
         <w:t xml:space="preserve">MindIE 26.1.0 </w:t>
       </w:r>
       <w:r>
         <w:rPr>
-          <w:rFonts w:eastAsia="微软雅黑"/>
+          <w:rFonts w:ascii="Calibri" w:eastAsia="微软雅黑" w:hAnsi="Calibri"/>
         </w:rPr>
         <w:t>版本周报记录本人负责</w:t>
       </w:r>
       <w:r>
         <w:rPr>
-          <w:rFonts w:eastAsia="微软雅黑"/>
+          <w:rFonts w:ascii="Calibri" w:eastAsia="微软雅黑" w:hAnsi="Calibri"/>
         </w:rPr>
         <w:t xml:space="preserve"> Wan2.2 W4A4+FA MXFP4 </w:t>
       </w:r>
       <w:r>
         <w:rPr>
-          <w:rFonts w:eastAsia="微软雅黑"/>
+          <w:rFonts w:ascii="Calibri" w:eastAsia="微软雅黑" w:hAnsi="Calibri"/>
         </w:rPr>
         <w:t>量化需求，面向</w:t>
       </w:r>
       <w:r>
         <w:rPr>
-          <w:rFonts w:eastAsia="微软雅黑"/>
+          <w:rFonts w:ascii="Calibri" w:eastAsia="微软雅黑" w:hAnsi="Calibri"/>
         </w:rPr>
         <w:t xml:space="preserve"> A5 </w:t>
       </w:r>
       <w:r>
         <w:rPr>
-          <w:rFonts w:eastAsia="微软雅黑"/>
+          <w:rFonts w:ascii="Calibri" w:eastAsia="微软雅黑" w:hAnsi="Calibri"/>
         </w:rPr>
         <w:t>标卡</w:t>
       </w:r>
       <w:r>
         <w:rPr>
-          <w:rFonts w:eastAsia="微软雅黑"/>
+          <w:rFonts w:ascii="Calibri" w:eastAsia="微软雅黑" w:hAnsi="Calibri"/>
         </w:rPr>
         <w:t xml:space="preserve"> 4 </w:t>
       </w:r>
       <w:r>
         <w:rPr>
-          <w:rFonts w:eastAsia="微软雅黑"/>
+          <w:rFonts w:ascii="Calibri" w:eastAsia="微软雅黑" w:hAnsi="Calibri"/>
         </w:rPr>
         <w:t>卡场景，版本目标为相对浮点性能提升</w:t>
       </w:r>
       <w:r>
         <w:rPr>
-          <w:rFonts w:eastAsia="微软雅黑"/>
+          <w:rFonts w:ascii="Calibri" w:eastAsia="微软雅黑" w:hAnsi="Calibri"/>
         </w:rPr>
         <w:t xml:space="preserve"> 1.4 </w:t>
       </w:r>
       <w:r>
         <w:rPr>
-          <w:rFonts w:eastAsia="微软雅黑"/>
+          <w:rFonts w:ascii="Calibri" w:eastAsia="微软雅黑" w:hAnsi="Calibri"/>
         </w:rPr>
         <w:t>倍、挑战</w:t>
       </w:r>
       <w:r>
         <w:rPr>
-          <w:rFonts w:eastAsia="微软雅黑"/>
+          <w:rFonts w:ascii="Calibri" w:eastAsia="微软雅黑" w:hAnsi="Calibri"/>
         </w:rPr>
         <w:t xml:space="preserve"> 1.8 </w:t>
       </w:r>
       <w:r>
         <w:rPr>
-          <w:rFonts w:eastAsia="微软雅黑"/>
+          <w:rFonts w:ascii="Calibri" w:eastAsia="微软雅黑" w:hAnsi="Calibri"/>
         </w:rPr>
         <w:t>倍；同时承担</w:t>
       </w:r>
       <w:r>
         <w:rPr>
-          <w:rFonts w:eastAsia="微软雅黑"/>
+          <w:rFonts w:ascii="Calibri" w:eastAsia="微软雅黑" w:hAnsi="Calibri"/>
         </w:rPr>
         <w:t xml:space="preserve"> MindIE-SD A5 </w:t>
       </w:r>
       <w:r>
         <w:rPr>
-          <w:rFonts w:eastAsia="微软雅黑"/>
+          <w:rFonts w:ascii="Calibri" w:eastAsia="微软雅黑" w:hAnsi="Calibri"/>
         </w:rPr>
         <w:t>在线</w:t>
       </w:r>
       <w:r>
         <w:rPr>
-          <w:rFonts w:eastAsia="微软雅黑"/>
+          <w:rFonts w:ascii="Calibri" w:eastAsia="微软雅黑" w:hAnsi="Calibri"/>
         </w:rPr>
         <w:t>/</w:t>
       </w:r>
       <w:r>
         <w:rPr>
-          <w:rFonts w:eastAsia="微软雅黑"/>
+          <w:rFonts w:ascii="Calibri" w:eastAsia="微软雅黑" w:hAnsi="Calibri"/>
         </w:rPr>
         <w:t>离线量化能力设计与开发。后续</w:t>
       </w:r>
       <w:r>
         <w:rPr>
-          <w:rFonts w:eastAsia="微软雅黑"/>
+          <w:rFonts w:ascii="Calibri" w:eastAsia="微软雅黑" w:hAnsi="Calibri"/>
         </w:rPr>
         <w:t xml:space="preserve"> RP3 </w:t>
       </w:r>
       <w:r>
         <w:rPr>
-          <w:rFonts w:eastAsia="微软雅黑"/>
+          <w:rFonts w:ascii="Calibri" w:eastAsia="微软雅黑" w:hAnsi="Calibri"/>
         </w:rPr>
         <w:t>周报记录</w:t>
       </w:r>
       <w:r>
         <w:rPr>
-          <w:rFonts w:eastAsia="微软雅黑"/>
+          <w:rFonts w:ascii="Calibri" w:eastAsia="微软雅黑" w:hAnsi="Calibri"/>
         </w:rPr>
         <w:t xml:space="preserve"> W4A4 </w:t>
       </w:r>
       <w:r>
         <w:rPr>
-          <w:rFonts w:eastAsia="微软雅黑"/>
+          <w:rFonts w:ascii="Calibri" w:eastAsia="微软雅黑" w:hAnsi="Calibri"/>
         </w:rPr>
         <w:t>与</w:t>
       </w:r>
       <w:r>
         <w:rPr>
-          <w:rFonts w:eastAsia="微软雅黑"/>
+          <w:rFonts w:ascii="Calibri" w:eastAsia="微软雅黑" w:hAnsi="Calibri"/>
         </w:rPr>
         <w:t xml:space="preserve"> FP8/MXFP4 </w:t>
       </w:r>
       <w:r>
         <w:rPr>
-          <w:rFonts w:eastAsia="微软雅黑"/>
+          <w:rFonts w:ascii="Calibri" w:eastAsia="微软雅黑" w:hAnsi="Calibri"/>
         </w:rPr>
         <w:t>稀疏量化框架和算子代码已完成开发，体现核心特性持续演进及版本承接。</w:t>
       </w:r>
@@ -614,129 +624,131 @@
     <w:p>
       <w:pPr>
         <w:spacing w:after="120" w:line="360" w:lineRule="auto"/>
-        <w:rPr>
-          <w:rFonts w:eastAsia="微软雅黑"/>
-        </w:rPr>
-      </w:pPr>
-    </w:p>
-    <w:p>
-      <w:pPr>
-        <w:spacing w:after="120" w:line="360" w:lineRule="auto"/>
-        <w:rPr>
-          <w:rFonts w:eastAsia="微软雅黑"/>
-        </w:rPr>
-      </w:pPr>
-      <w:r>
-        <w:rPr>
-          <w:rFonts w:eastAsia="微软雅黑" w:hint="eastAsia"/>
+        <w:jc w:val="left"/>
+        <w:rPr>
+          <w:rFonts w:ascii="Calibri" w:eastAsia="微软雅黑" w:hAnsi="Calibri"/>
+        </w:rPr>
+      </w:pPr>
+    </w:p>
+    <w:p>
+      <w:pPr>
+        <w:spacing w:after="120" w:line="360" w:lineRule="auto"/>
+        <w:jc w:val="left"/>
+        <w:rPr>
+          <w:rFonts w:ascii="Calibri" w:eastAsia="微软雅黑" w:hAnsi="Calibri"/>
+        </w:rPr>
+      </w:pPr>
+      <w:r>
+        <w:rPr>
+          <w:rFonts w:ascii="Calibri" w:eastAsia="微软雅黑" w:hAnsi="Calibri" w:hint="eastAsia"/>
         </w:rPr>
         <w:t>对应合入成果包括</w:t>
       </w:r>
       <w:r>
         <w:rPr>
-          <w:rFonts w:eastAsia="微软雅黑"/>
+          <w:rFonts w:ascii="Calibri" w:eastAsia="微软雅黑" w:hAnsi="Calibri"/>
         </w:rPr>
         <w:t xml:space="preserve"> PR !313</w:t>
       </w:r>
       <w:r>
         <w:rPr>
-          <w:rFonts w:eastAsia="微软雅黑"/>
+          <w:rFonts w:ascii="Calibri" w:eastAsia="微软雅黑" w:hAnsi="Calibri"/>
         </w:rPr>
         <w:t>（</w:t>
       </w:r>
       <w:r>
         <w:rPr>
-          <w:rFonts w:eastAsia="微软雅黑"/>
+          <w:rFonts w:ascii="Calibri" w:eastAsia="微软雅黑" w:hAnsi="Calibri"/>
         </w:rPr>
         <w:t xml:space="preserve">QFA </w:t>
       </w:r>
       <w:r>
         <w:rPr>
-          <w:rFonts w:eastAsia="微软雅黑"/>
+          <w:rFonts w:ascii="Calibri" w:eastAsia="微软雅黑" w:hAnsi="Calibri"/>
         </w:rPr>
         <w:t>与</w:t>
       </w:r>
       <w:r>
         <w:rPr>
-          <w:rFonts w:eastAsia="微软雅黑"/>
+          <w:rFonts w:ascii="Calibri" w:eastAsia="微软雅黑" w:hAnsi="Calibri"/>
         </w:rPr>
         <w:t xml:space="preserve"> Metadata </w:t>
       </w:r>
       <w:r>
         <w:rPr>
-          <w:rFonts w:eastAsia="微软雅黑"/>
+          <w:rFonts w:ascii="Calibri" w:eastAsia="微软雅黑" w:hAnsi="Calibri"/>
         </w:rPr>
         <w:t>双算子）、</w:t>
       </w:r>
       <w:r>
         <w:rPr>
-          <w:rFonts w:eastAsia="微软雅黑"/>
+          <w:rFonts w:ascii="Calibri" w:eastAsia="微软雅黑" w:hAnsi="Calibri"/>
         </w:rPr>
         <w:t>PR !347</w:t>
       </w:r>
       <w:r>
         <w:rPr>
-          <w:rFonts w:eastAsia="微软雅黑"/>
+          <w:rFonts w:ascii="Calibri" w:eastAsia="微软雅黑" w:hAnsi="Calibri"/>
         </w:rPr>
         <w:t>（关键</w:t>
       </w:r>
       <w:r>
         <w:rPr>
-          <w:rFonts w:eastAsia="微软雅黑"/>
+          <w:rFonts w:ascii="Calibri" w:eastAsia="微软雅黑" w:hAnsi="Calibri"/>
         </w:rPr>
         <w:t xml:space="preserve"> Softmax </w:t>
       </w:r>
       <w:r>
         <w:rPr>
-          <w:rFonts w:eastAsia="微软雅黑"/>
+          <w:rFonts w:ascii="Calibri" w:eastAsia="微软雅黑" w:hAnsi="Calibri"/>
         </w:rPr>
         <w:t>布局扩展）和</w:t>
       </w:r>
       <w:r>
         <w:rPr>
-          <w:rFonts w:eastAsia="微软雅黑"/>
+          <w:rFonts w:ascii="Calibri" w:eastAsia="微软雅黑" w:hAnsi="Calibri"/>
         </w:rPr>
         <w:t xml:space="preserve"> PR !365</w:t>
       </w:r>
       <w:r>
         <w:rPr>
-          <w:rFonts w:eastAsia="微软雅黑"/>
+          <w:rFonts w:ascii="Calibri" w:eastAsia="微软雅黑" w:hAnsi="Calibri"/>
         </w:rPr>
         <w:t>（部署端接入）。上述成果覆盖复杂算子方案、</w:t>
       </w:r>
       <w:r>
         <w:rPr>
-          <w:rFonts w:eastAsia="微软雅黑"/>
+          <w:rFonts w:ascii="Calibri" w:eastAsia="微软雅黑" w:hAnsi="Calibri"/>
         </w:rPr>
         <w:t xml:space="preserve">Host/AICore </w:t>
       </w:r>
       <w:r>
         <w:rPr>
-          <w:rFonts w:eastAsia="微软雅黑"/>
+          <w:rFonts w:ascii="Calibri" w:eastAsia="微软雅黑" w:hAnsi="Calibri"/>
         </w:rPr>
         <w:t>实现、框架</w:t>
       </w:r>
       <w:r>
         <w:rPr>
-          <w:rFonts w:eastAsia="微软雅黑"/>
+          <w:rFonts w:ascii="Calibri" w:eastAsia="微软雅黑" w:hAnsi="Calibri"/>
         </w:rPr>
         <w:t xml:space="preserve"> API</w:t>
       </w:r>
       <w:r>
         <w:rPr>
-          <w:rFonts w:eastAsia="微软雅黑"/>
+          <w:rFonts w:ascii="Calibri" w:eastAsia="微软雅黑" w:hAnsi="Calibri"/>
         </w:rPr>
         <w:t>、异常校验及测试验证，支撑低比特</w:t>
       </w:r>
       <w:r>
         <w:rPr>
-          <w:rFonts w:eastAsia="微软雅黑"/>
+          <w:rFonts w:ascii="Calibri" w:eastAsia="微软雅黑" w:hAnsi="Calibri"/>
         </w:rPr>
         <w:t xml:space="preserve"> Attention </w:t>
       </w:r>
       <w:r>
         <w:rPr>
-          <w:rFonts w:eastAsia="微软雅黑"/>
+          <w:rFonts w:ascii="Calibri" w:eastAsia="微软雅黑" w:hAnsi="Calibri"/>
         </w:rPr>
         <w:t>产品化集成。</w:t>
       </w:r>
@@ -744,16 +756,18 @@
     <w:p>
       <w:pPr>
         <w:spacing w:after="120" w:line="360" w:lineRule="auto"/>
-        <w:rPr>
-          <w:rFonts w:eastAsia="微软雅黑"/>
-        </w:rPr>
-      </w:pPr>
-    </w:p>
-    <w:p>
-      <w:pPr>
-        <w:spacing w:before="160" w:after="120" w:line="360" w:lineRule="auto"/>
-        <w:rPr>
-          <w:rFonts w:eastAsia="微软雅黑"/>
+        <w:jc w:val="left"/>
+        <w:rPr>
+          <w:rFonts w:ascii="Calibri" w:eastAsia="微软雅黑" w:hAnsi="Calibri"/>
+        </w:rPr>
+      </w:pPr>
+    </w:p>
+    <w:p>
+      <w:pPr>
+        <w:spacing w:before="160" w:after="100" w:line="360" w:lineRule="auto"/>
+        <w:jc w:val="left"/>
+        <w:rPr>
+          <w:rFonts w:ascii="Calibri" w:eastAsia="微软雅黑" w:hAnsi="Calibri"/>
           <w:b/>
           <w:color w:val="333333"/>
           <w:sz w:val="24"/>
@@ -761,7 +775,7 @@
       </w:pPr>
       <w:r>
         <w:rPr>
-          <w:rFonts w:eastAsia="微软雅黑"/>
+          <w:rFonts w:ascii="Calibri" w:eastAsia="微软雅黑" w:hAnsi="Calibri"/>
           <w:b/>
           <w:color w:val="333333"/>
           <w:sz w:val="24"/>
@@ -770,7 +784,7 @@
       </w:r>
       <w:r>
         <w:rPr>
-          <w:rFonts w:eastAsia="微软雅黑"/>
+          <w:rFonts w:ascii="Calibri" w:eastAsia="微软雅黑" w:hAnsi="Calibri"/>
           <w:b/>
           <w:color w:val="333333"/>
           <w:sz w:val="24"/>
@@ -781,171 +795,173 @@
     <w:p>
       <w:pPr>
         <w:spacing w:after="120" w:line="360" w:lineRule="auto"/>
-        <w:rPr>
-          <w:rFonts w:eastAsia="微软雅黑"/>
-        </w:rPr>
-      </w:pPr>
-    </w:p>
-    <w:p>
-      <w:pPr>
-        <w:spacing w:after="120" w:line="360" w:lineRule="auto"/>
-        <w:rPr>
-          <w:rFonts w:eastAsia="微软雅黑"/>
-        </w:rPr>
-      </w:pPr>
-      <w:r>
-        <w:rPr>
-          <w:rFonts w:eastAsia="微软雅黑" w:hint="eastAsia"/>
+        <w:jc w:val="left"/>
+        <w:rPr>
+          <w:rFonts w:ascii="Calibri" w:eastAsia="微软雅黑" w:hAnsi="Calibri"/>
+        </w:rPr>
+      </w:pPr>
+    </w:p>
+    <w:p>
+      <w:pPr>
+        <w:spacing w:after="120" w:line="360" w:lineRule="auto"/>
+        <w:jc w:val="left"/>
+        <w:rPr>
+          <w:rFonts w:ascii="Calibri" w:eastAsia="微软雅黑" w:hAnsi="Calibri"/>
+        </w:rPr>
+      </w:pPr>
+      <w:r>
+        <w:rPr>
+          <w:rFonts w:ascii="Calibri" w:eastAsia="微软雅黑" w:hAnsi="Calibri" w:hint="eastAsia"/>
         </w:rPr>
         <w:t>针对多卡视频生成的通信瓶颈，完成统一序列并行</w:t>
       </w:r>
       <w:r>
         <w:rPr>
-          <w:rFonts w:eastAsia="微软雅黑"/>
+          <w:rFonts w:ascii="Calibri" w:eastAsia="微软雅黑" w:hAnsi="Calibri"/>
         </w:rPr>
         <w:t xml:space="preserve"> Attention</w:t>
       </w:r>
       <w:r>
         <w:rPr>
-          <w:rFonts w:eastAsia="微软雅黑"/>
+          <w:rFonts w:ascii="Calibri" w:eastAsia="微软雅黑" w:hAnsi="Calibri"/>
         </w:rPr>
         <w:t>、</w:t>
       </w:r>
       <w:r>
         <w:rPr>
-          <w:rFonts w:eastAsia="微软雅黑"/>
+          <w:rFonts w:ascii="Calibri" w:eastAsia="微软雅黑" w:hAnsi="Calibri"/>
         </w:rPr>
         <w:t xml:space="preserve">Q/K/V/Out </w:t>
       </w:r>
       <w:r>
         <w:rPr>
-          <w:rFonts w:eastAsia="微软雅黑"/>
+          <w:rFonts w:ascii="Calibri" w:eastAsia="微软雅黑" w:hAnsi="Calibri"/>
         </w:rPr>
         <w:t>通信量化、</w:t>
       </w:r>
       <w:r>
         <w:rPr>
-          <w:rFonts w:eastAsia="微软雅黑"/>
+          <w:rFonts w:ascii="Calibri" w:eastAsia="微软雅黑" w:hAnsi="Calibri"/>
         </w:rPr>
         <w:t xml:space="preserve">Head Chunk </w:t>
       </w:r>
       <w:r>
         <w:rPr>
-          <w:rFonts w:eastAsia="微软雅黑"/>
+          <w:rFonts w:ascii="Calibri" w:eastAsia="微软雅黑" w:hAnsi="Calibri"/>
         </w:rPr>
         <w:t>多</w:t>
       </w:r>
       <w:r>
         <w:rPr>
-          <w:rFonts w:eastAsia="微软雅黑"/>
+          <w:rFonts w:ascii="Calibri" w:eastAsia="微软雅黑" w:hAnsi="Calibri"/>
         </w:rPr>
         <w:t xml:space="preserve"> Stream </w:t>
       </w:r>
       <w:r>
         <w:rPr>
-          <w:rFonts w:eastAsia="微软雅黑"/>
+          <w:rFonts w:ascii="Calibri" w:eastAsia="微软雅黑" w:hAnsi="Calibri"/>
         </w:rPr>
         <w:t>重叠及</w:t>
       </w:r>
       <w:r>
         <w:rPr>
-          <w:rFonts w:eastAsia="微软雅黑"/>
+          <w:rFonts w:ascii="Calibri" w:eastAsia="微软雅黑" w:hAnsi="Calibri"/>
         </w:rPr>
         <w:t xml:space="preserve"> Quant FA </w:t>
       </w:r>
       <w:r>
         <w:rPr>
-          <w:rFonts w:eastAsia="微软雅黑"/>
+          <w:rFonts w:ascii="Calibri" w:eastAsia="微软雅黑" w:hAnsi="Calibri"/>
         </w:rPr>
         <w:t>结果复用。</w:t>
       </w:r>
       <w:r>
         <w:rPr>
-          <w:rFonts w:eastAsia="微软雅黑"/>
+          <w:rFonts w:ascii="Calibri" w:eastAsia="微软雅黑" w:hAnsi="Calibri"/>
         </w:rPr>
         <w:t xml:space="preserve">RP3 </w:t>
       </w:r>
       <w:r>
         <w:rPr>
-          <w:rFonts w:eastAsia="微软雅黑"/>
-        </w:rPr>
-        <w:t>商发交付周报将本人列为该需</w:t>
-      </w:r>
-      <w:r>
-        <w:rPr>
-          <w:rFonts w:eastAsia="微软雅黑" w:hint="eastAsia"/>
-        </w:rPr>
-        <w:t>求责任人，明确交付范围包括</w:t>
-      </w:r>
-      <w:r>
-        <w:rPr>
-          <w:rFonts w:eastAsia="微软雅黑"/>
+          <w:rFonts w:ascii="Calibri" w:eastAsia="微软雅黑" w:hAnsi="Calibri"/>
+        </w:rPr>
+        <w:t>商发交付周报将本人列为该需求责</w:t>
+      </w:r>
+      <w:r>
+        <w:rPr>
+          <w:rFonts w:ascii="Calibri" w:eastAsia="微软雅黑" w:hAnsi="Calibri" w:hint="eastAsia"/>
+        </w:rPr>
+        <w:t>任人，明确交付范围包括</w:t>
+      </w:r>
+      <w:r>
+        <w:rPr>
+          <w:rFonts w:ascii="Calibri" w:eastAsia="微软雅黑" w:hAnsi="Calibri"/>
         </w:rPr>
         <w:t xml:space="preserve"> USP+Ring </w:t>
       </w:r>
       <w:r>
         <w:rPr>
-          <w:rFonts w:eastAsia="微软雅黑"/>
+          <w:rFonts w:ascii="Calibri" w:eastAsia="微软雅黑" w:hAnsi="Calibri"/>
         </w:rPr>
         <w:t>量化</w:t>
       </w:r>
       <w:r>
         <w:rPr>
-          <w:rFonts w:eastAsia="微软雅黑"/>
+          <w:rFonts w:ascii="Calibri" w:eastAsia="微软雅黑" w:hAnsi="Calibri"/>
         </w:rPr>
         <w:t>/</w:t>
       </w:r>
       <w:r>
         <w:rPr>
-          <w:rFonts w:eastAsia="微软雅黑"/>
+          <w:rFonts w:ascii="Calibri" w:eastAsia="微软雅黑" w:hAnsi="Calibri"/>
         </w:rPr>
         <w:t>非量化通信接口、</w:t>
       </w:r>
       <w:r>
         <w:rPr>
-          <w:rFonts w:eastAsia="微软雅黑"/>
+          <w:rFonts w:ascii="Calibri" w:eastAsia="微软雅黑" w:hAnsi="Calibri"/>
         </w:rPr>
         <w:t xml:space="preserve">4+4 </w:t>
       </w:r>
       <w:r>
         <w:rPr>
-          <w:rFonts w:eastAsia="微软雅黑"/>
+          <w:rFonts w:ascii="Calibri" w:eastAsia="微软雅黑" w:hAnsi="Calibri"/>
         </w:rPr>
         <w:t>与</w:t>
       </w:r>
       <w:r>
         <w:rPr>
-          <w:rFonts w:eastAsia="微软雅黑"/>
+          <w:rFonts w:ascii="Calibri" w:eastAsia="微软雅黑" w:hAnsi="Calibri"/>
         </w:rPr>
         <w:t xml:space="preserve"> 8+8 </w:t>
       </w:r>
       <w:r>
         <w:rPr>
-          <w:rFonts w:eastAsia="微软雅黑"/>
+          <w:rFonts w:ascii="Calibri" w:eastAsia="微软雅黑" w:hAnsi="Calibri"/>
         </w:rPr>
         <w:t>并行、非对齐通信以及</w:t>
       </w:r>
       <w:r>
         <w:rPr>
-          <w:rFonts w:eastAsia="微软雅黑"/>
+          <w:rFonts w:ascii="Calibri" w:eastAsia="微软雅黑" w:hAnsi="Calibri"/>
         </w:rPr>
         <w:t xml:space="preserve"> Hunyuan </w:t>
       </w:r>
       <w:r>
         <w:rPr>
-          <w:rFonts w:eastAsia="微软雅黑"/>
+          <w:rFonts w:ascii="Calibri" w:eastAsia="微软雅黑" w:hAnsi="Calibri"/>
         </w:rPr>
         <w:t>改造模型</w:t>
       </w:r>
       <w:r>
         <w:rPr>
-          <w:rFonts w:eastAsia="微软雅黑"/>
+          <w:rFonts w:ascii="Calibri" w:eastAsia="微软雅黑" w:hAnsi="Calibri"/>
         </w:rPr>
         <w:t xml:space="preserve"> 1%—2% </w:t>
       </w:r>
       <w:r>
         <w:rPr>
-          <w:rFonts w:eastAsia="微软雅黑"/>
+          <w:rFonts w:ascii="Calibri" w:eastAsia="微软雅黑" w:hAnsi="Calibri"/>
         </w:rPr>
         <w:t>性能收益，并记录代码已合入。</w:t>
       </w:r>
@@ -953,82 +969,83 @@
     <w:p>
       <w:pPr>
         <w:spacing w:after="120" w:line="360" w:lineRule="auto"/>
-        <w:rPr>
-          <w:rFonts w:eastAsia="微软雅黑"/>
-        </w:rPr>
-      </w:pPr>
-    </w:p>
-    <w:p>
-      <w:pPr>
-        <w:spacing w:after="120" w:line="360" w:lineRule="auto"/>
-        <w:rPr>
-          <w:rFonts w:eastAsia="微软雅黑"/>
-        </w:rPr>
-      </w:pPr>
-      <w:r>
-        <w:rPr>
-          <w:rFonts w:eastAsia="微软雅黑" w:hint="eastAsia"/>
-        </w:rPr>
-        <w:lastRenderedPageBreak/>
+        <w:jc w:val="left"/>
+        <w:rPr>
+          <w:rFonts w:ascii="Calibri" w:eastAsia="微软雅黑" w:hAnsi="Calibri"/>
+        </w:rPr>
+      </w:pPr>
+    </w:p>
+    <w:p>
+      <w:pPr>
+        <w:spacing w:after="120" w:line="360" w:lineRule="auto"/>
+        <w:jc w:val="left"/>
+        <w:rPr>
+          <w:rFonts w:ascii="Calibri" w:eastAsia="微软雅黑" w:hAnsi="Calibri"/>
+        </w:rPr>
+      </w:pPr>
+      <w:r>
+        <w:rPr>
+          <w:rFonts w:ascii="Calibri" w:eastAsia="微软雅黑" w:hAnsi="Calibri" w:hint="eastAsia"/>
+        </w:rPr>
         <w:t>对应</w:t>
       </w:r>
       <w:r>
         <w:rPr>
-          <w:rFonts w:eastAsia="微软雅黑"/>
+          <w:rFonts w:ascii="Calibri" w:eastAsia="微软雅黑" w:hAnsi="Calibri"/>
         </w:rPr>
         <w:t xml:space="preserve"> PR !578 </w:t>
       </w:r>
       <w:r>
         <w:rPr>
-          <w:rFonts w:eastAsia="微软雅黑"/>
+          <w:rFonts w:ascii="Calibri" w:eastAsia="微软雅黑" w:hAnsi="Calibri"/>
         </w:rPr>
         <w:t>输出</w:t>
       </w:r>
       <w:r>
         <w:rPr>
-          <w:rFonts w:eastAsia="微软雅黑"/>
+          <w:rFonts w:ascii="Calibri" w:eastAsia="微软雅黑" w:hAnsi="Calibri"/>
         </w:rPr>
         <w:t xml:space="preserve"> 904 </w:t>
       </w:r>
       <w:r>
         <w:rPr>
-          <w:rFonts w:eastAsia="微软雅黑"/>
+          <w:rFonts w:ascii="Calibri" w:eastAsia="微软雅黑" w:hAnsi="Calibri"/>
         </w:rPr>
         <w:t>行核心实现，</w:t>
       </w:r>
       <w:r>
         <w:rPr>
-          <w:rFonts w:eastAsia="微软雅黑"/>
+          <w:rFonts w:ascii="Calibri" w:eastAsia="微软雅黑" w:hAnsi="Calibri"/>
         </w:rPr>
         <w:t xml:space="preserve">PR !580 </w:t>
       </w:r>
       <w:r>
         <w:rPr>
-          <w:rFonts w:eastAsia="微软雅黑"/>
+          <w:rFonts w:ascii="Calibri" w:eastAsia="微软雅黑" w:hAnsi="Calibri"/>
         </w:rPr>
         <w:t>补齐测试和中英文使用指南，并形成</w:t>
       </w:r>
       <w:r>
         <w:rPr>
-          <w:rFonts w:eastAsia="微软雅黑"/>
+          <w:rFonts w:ascii="Calibri" w:eastAsia="微软雅黑" w:hAnsi="Calibri"/>
         </w:rPr>
         <w:t xml:space="preserve"> HunyuanVideo 4 </w:t>
       </w:r>
       <w:r>
         <w:rPr>
-          <w:rFonts w:eastAsia="微软雅黑"/>
+          <w:rFonts w:ascii="Calibri" w:eastAsia="微软雅黑" w:hAnsi="Calibri"/>
         </w:rPr>
         <w:t>卡、</w:t>
       </w:r>
       <w:r>
         <w:rPr>
-          <w:rFonts w:eastAsia="微软雅黑"/>
+          <w:rFonts w:ascii="Calibri" w:eastAsia="微软雅黑" w:hAnsi="Calibri"/>
         </w:rPr>
         <w:t xml:space="preserve">8 </w:t>
       </w:r>
       <w:r>
         <w:rPr>
-          <w:rFonts w:eastAsia="微软雅黑"/>
+          <w:rFonts w:ascii="Calibri" w:eastAsia="微软雅黑" w:hAnsi="Calibri"/>
         </w:rPr>
         <w:t>卡验证记录。该成果将通信压缩、集合通信和计算流水统一封装为可复用框架能力，改善多卡扩展效率和工程易用性。</w:t>
       </w:r>
@@ -1036,16 +1053,18 @@
     <w:p>
       <w:pPr>
         <w:spacing w:after="120" w:line="360" w:lineRule="auto"/>
-        <w:rPr>
-          <w:rFonts w:eastAsia="微软雅黑"/>
-        </w:rPr>
-      </w:pPr>
-    </w:p>
-    <w:p>
-      <w:pPr>
-        <w:spacing w:before="160" w:after="120" w:line="360" w:lineRule="auto"/>
-        <w:rPr>
-          <w:rFonts w:eastAsia="微软雅黑"/>
+        <w:jc w:val="left"/>
+        <w:rPr>
+          <w:rFonts w:ascii="Calibri" w:eastAsia="微软雅黑" w:hAnsi="Calibri"/>
+        </w:rPr>
+      </w:pPr>
+    </w:p>
+    <w:p>
+      <w:pPr>
+        <w:spacing w:before="160" w:after="100" w:line="360" w:lineRule="auto"/>
+        <w:jc w:val="left"/>
+        <w:rPr>
+          <w:rFonts w:ascii="Calibri" w:eastAsia="微软雅黑" w:hAnsi="Calibri"/>
           <w:b/>
           <w:color w:val="333333"/>
           <w:sz w:val="24"/>
@@ -1053,7 +1072,7 @@
       </w:pPr>
       <w:r>
         <w:rPr>
-          <w:rFonts w:eastAsia="微软雅黑"/>
+          <w:rFonts w:ascii="Calibri" w:eastAsia="微软雅黑" w:hAnsi="Calibri"/>
           <w:b/>
           <w:color w:val="333333"/>
           <w:sz w:val="24"/>
@@ -1062,7 +1081,7 @@
       </w:r>
       <w:r>
         <w:rPr>
-          <w:rFonts w:eastAsia="微软雅黑"/>
+          <w:rFonts w:ascii="Calibri" w:eastAsia="微软雅黑" w:hAnsi="Calibri"/>
           <w:b/>
           <w:color w:val="333333"/>
           <w:sz w:val="24"/>
@@ -1073,117 +1092,119 @@
     <w:p>
       <w:pPr>
         <w:spacing w:after="120" w:line="360" w:lineRule="auto"/>
-        <w:rPr>
-          <w:rFonts w:eastAsia="微软雅黑"/>
-        </w:rPr>
-      </w:pPr>
-    </w:p>
-    <w:p>
-      <w:pPr>
-        <w:spacing w:after="120" w:line="360" w:lineRule="auto"/>
-        <w:rPr>
-          <w:rFonts w:eastAsia="微软雅黑"/>
-        </w:rPr>
-      </w:pPr>
-      <w:r>
-        <w:rPr>
-          <w:rFonts w:eastAsia="微软雅黑"/>
+        <w:jc w:val="left"/>
+        <w:rPr>
+          <w:rFonts w:ascii="Calibri" w:eastAsia="微软雅黑" w:hAnsi="Calibri"/>
+        </w:rPr>
+      </w:pPr>
+    </w:p>
+    <w:p>
+      <w:pPr>
+        <w:spacing w:after="120" w:line="360" w:lineRule="auto"/>
+        <w:jc w:val="left"/>
+        <w:rPr>
+          <w:rFonts w:ascii="Calibri" w:eastAsia="微软雅黑" w:hAnsi="Calibri"/>
+        </w:rPr>
+      </w:pPr>
+      <w:r>
+        <w:rPr>
+          <w:rFonts w:ascii="Calibri" w:eastAsia="微软雅黑" w:hAnsi="Calibri"/>
         </w:rPr>
         <w:t xml:space="preserve">OTT8 </w:t>
       </w:r>
       <w:r>
         <w:rPr>
-          <w:rFonts w:eastAsia="微软雅黑"/>
-        </w:rPr>
-        <w:t>模型适配部感谢信明确列出本人为昇腾计算推理开发</w:t>
-      </w:r>
-      <w:r>
-        <w:rPr>
-          <w:rFonts w:eastAsia="微软雅黑" w:hint="eastAsia"/>
-        </w:rPr>
-        <w:t>部贡献者。项目面向</w:t>
-      </w:r>
-      <w:r>
-        <w:rPr>
-          <w:rFonts w:eastAsia="微软雅黑"/>
+          <w:rFonts w:ascii="Calibri" w:eastAsia="微软雅黑" w:hAnsi="Calibri"/>
+        </w:rPr>
+        <w:t>模型适配部感谢信明确列出本人为昇腾计算推理开发部贡</w:t>
+      </w:r>
+      <w:r>
+        <w:rPr>
+          <w:rFonts w:ascii="Calibri" w:eastAsia="微软雅黑" w:hAnsi="Calibri" w:hint="eastAsia"/>
+        </w:rPr>
+        <w:t>献者。项目面向</w:t>
+      </w:r>
+      <w:r>
+        <w:rPr>
+          <w:rFonts w:ascii="Calibri" w:eastAsia="微软雅黑" w:hAnsi="Calibri"/>
         </w:rPr>
         <w:t xml:space="preserve"> Atlas 350 </w:t>
       </w:r>
       <w:r>
         <w:rPr>
-          <w:rFonts w:eastAsia="微软雅黑"/>
+          <w:rFonts w:ascii="Calibri" w:eastAsia="微软雅黑" w:hAnsi="Calibri"/>
         </w:rPr>
         <w:t>标卡多模态生成适配：通过可复用</w:t>
       </w:r>
       <w:r>
         <w:rPr>
-          <w:rFonts w:eastAsia="微软雅黑"/>
+          <w:rFonts w:ascii="Calibri" w:eastAsia="微软雅黑" w:hAnsi="Calibri"/>
         </w:rPr>
         <w:t xml:space="preserve"> NPU Fake </w:t>
       </w:r>
       <w:r>
         <w:rPr>
-          <w:rFonts w:eastAsia="微软雅黑"/>
+          <w:rFonts w:ascii="Calibri" w:eastAsia="微软雅黑" w:hAnsi="Calibri"/>
         </w:rPr>
         <w:t>模型将客户一脚中台性能验收、整体性能跑通及生产环境适配周期缩短</w:t>
       </w:r>
       <w:r>
         <w:rPr>
-          <w:rFonts w:eastAsia="微软雅黑"/>
+          <w:rFonts w:ascii="Calibri" w:eastAsia="微软雅黑" w:hAnsi="Calibri"/>
         </w:rPr>
         <w:t xml:space="preserve"> 50%</w:t>
       </w:r>
       <w:r>
         <w:rPr>
-          <w:rFonts w:eastAsia="微软雅黑"/>
+          <w:rFonts w:ascii="Calibri" w:eastAsia="微软雅黑" w:hAnsi="Calibri"/>
         </w:rPr>
         <w:t>；通信量化过程中，在三天内完成</w:t>
       </w:r>
       <w:r>
         <w:rPr>
-          <w:rFonts w:eastAsia="微软雅黑"/>
+          <w:rFonts w:ascii="Calibri" w:eastAsia="微软雅黑" w:hAnsi="Calibri"/>
         </w:rPr>
         <w:t xml:space="preserve"> 6000+ </w:t>
       </w:r>
       <w:r>
         <w:rPr>
-          <w:rFonts w:eastAsia="微软雅黑"/>
+          <w:rFonts w:ascii="Calibri" w:eastAsia="微软雅黑" w:hAnsi="Calibri"/>
         </w:rPr>
         <w:t>行代码开发。最终客户模型性能提升</w:t>
       </w:r>
       <w:r>
         <w:rPr>
-          <w:rFonts w:eastAsia="微软雅黑"/>
+          <w:rFonts w:ascii="Calibri" w:eastAsia="微软雅黑" w:hAnsi="Calibri"/>
         </w:rPr>
         <w:t xml:space="preserve"> 43%</w:t>
       </w:r>
       <w:r>
         <w:rPr>
-          <w:rFonts w:eastAsia="微软雅黑"/>
+          <w:rFonts w:ascii="Calibri" w:eastAsia="微软雅黑" w:hAnsi="Calibri"/>
         </w:rPr>
         <w:t>，通信掩盖率达到</w:t>
       </w:r>
       <w:r>
         <w:rPr>
-          <w:rFonts w:eastAsia="微软雅黑"/>
+          <w:rFonts w:ascii="Calibri" w:eastAsia="微软雅黑" w:hAnsi="Calibri"/>
         </w:rPr>
         <w:t xml:space="preserve"> 85%+</w:t>
       </w:r>
       <w:r>
         <w:rPr>
-          <w:rFonts w:eastAsia="微软雅黑"/>
+          <w:rFonts w:ascii="Calibri" w:eastAsia="微软雅黑" w:hAnsi="Calibri"/>
         </w:rPr>
         <w:t>，通信量化性能提升</w:t>
       </w:r>
       <w:r>
         <w:rPr>
-          <w:rFonts w:eastAsia="微软雅黑"/>
+          <w:rFonts w:ascii="Calibri" w:eastAsia="微软雅黑" w:hAnsi="Calibri"/>
         </w:rPr>
         <w:t xml:space="preserve"> 17%</w:t>
       </w:r>
       <w:r>
         <w:rPr>
-          <w:rFonts w:eastAsia="微软雅黑"/>
+          <w:rFonts w:ascii="Calibri" w:eastAsia="微软雅黑" w:hAnsi="Calibri"/>
         </w:rPr>
         <w:t>，并一次性通过客户中台验收。该证据直接证明相关核心模块满足客户交付和商用验收要求，并将技术改进转化为客户可感知的性能和交付效率。</w:t>
       </w:r>
@@ -1191,16 +1212,18 @@
     <w:p>
       <w:pPr>
         <w:spacing w:after="120" w:line="360" w:lineRule="auto"/>
-        <w:rPr>
-          <w:rFonts w:eastAsia="微软雅黑"/>
-        </w:rPr>
-      </w:pPr>
-    </w:p>
-    <w:p>
-      <w:pPr>
-        <w:spacing w:before="160" w:after="120" w:line="360" w:lineRule="auto"/>
-        <w:rPr>
-          <w:rFonts w:eastAsia="微软雅黑"/>
+        <w:jc w:val="left"/>
+        <w:rPr>
+          <w:rFonts w:ascii="Calibri" w:eastAsia="微软雅黑" w:hAnsi="Calibri"/>
+        </w:rPr>
+      </w:pPr>
+    </w:p>
+    <w:p>
+      <w:pPr>
+        <w:spacing w:before="160" w:after="100" w:line="360" w:lineRule="auto"/>
+        <w:jc w:val="left"/>
+        <w:rPr>
+          <w:rFonts w:ascii="Calibri" w:eastAsia="微软雅黑" w:hAnsi="Calibri"/>
           <w:b/>
           <w:color w:val="333333"/>
           <w:sz w:val="24"/>
@@ -1208,7 +1231,7 @@
       </w:pPr>
       <w:r>
         <w:rPr>
-          <w:rFonts w:eastAsia="微软雅黑"/>
+          <w:rFonts w:ascii="Calibri" w:eastAsia="微软雅黑" w:hAnsi="Calibri"/>
           <w:b/>
           <w:color w:val="333333"/>
           <w:sz w:val="24"/>
@@ -1217,7 +1240,7 @@
       </w:r>
       <w:r>
         <w:rPr>
-          <w:rFonts w:eastAsia="微软雅黑"/>
+          <w:rFonts w:ascii="Calibri" w:eastAsia="微软雅黑" w:hAnsi="Calibri"/>
           <w:b/>
           <w:color w:val="333333"/>
           <w:sz w:val="24"/>
@@ -1228,153 +1251,161 @@
     <w:p>
       <w:pPr>
         <w:spacing w:after="120" w:line="360" w:lineRule="auto"/>
-        <w:rPr>
-          <w:rFonts w:eastAsia="微软雅黑"/>
-        </w:rPr>
-      </w:pPr>
-    </w:p>
-    <w:p>
-      <w:pPr>
-        <w:spacing w:after="120" w:line="360" w:lineRule="auto"/>
-        <w:rPr>
-          <w:rFonts w:eastAsia="微软雅黑"/>
-        </w:rPr>
-      </w:pPr>
-      <w:r>
-        <w:rPr>
-          <w:rFonts w:eastAsia="微软雅黑" w:hint="eastAsia"/>
+        <w:jc w:val="left"/>
+        <w:rPr>
+          <w:rFonts w:ascii="Calibri" w:eastAsia="微软雅黑" w:hAnsi="Calibri"/>
+        </w:rPr>
+      </w:pPr>
+    </w:p>
+    <w:p>
+      <w:pPr>
+        <w:spacing w:after="120" w:line="360" w:lineRule="auto"/>
+        <w:jc w:val="left"/>
+        <w:rPr>
+          <w:rFonts w:ascii="Calibri" w:eastAsia="微软雅黑" w:hAnsi="Calibri"/>
+        </w:rPr>
+      </w:pPr>
+      <w:r>
+        <w:rPr>
+          <w:rFonts w:ascii="Calibri" w:eastAsia="微软雅黑" w:hAnsi="Calibri" w:hint="eastAsia"/>
         </w:rPr>
         <w:t>除上述核心特性外，持续承担</w:t>
       </w:r>
       <w:r>
         <w:rPr>
-          <w:rFonts w:eastAsia="微软雅黑"/>
+          <w:rFonts w:ascii="Calibri" w:eastAsia="微软雅黑" w:hAnsi="Calibri"/>
         </w:rPr>
         <w:t xml:space="preserve"> Wan2.2 </w:t>
       </w:r>
       <w:r>
         <w:rPr>
-          <w:rFonts w:eastAsia="微软雅黑" w:hint="eastAsia"/>
-        </w:rPr>
-        <w:t>服务化推理精度、</w:t>
-      </w:r>
-      <w:r>
-        <w:rPr>
-          <w:rFonts w:eastAsia="微软雅黑"/>
+          <w:rFonts w:ascii="Calibri" w:eastAsia="微软雅黑" w:hAnsi="Calibri"/>
+        </w:rPr>
+        <w:t>服务</w:t>
+      </w:r>
+      <w:r>
+        <w:rPr>
+          <w:rFonts w:ascii="Calibri" w:eastAsia="微软雅黑" w:hAnsi="Calibri" w:hint="eastAsia"/>
+        </w:rPr>
+        <w:t>化推理精度、</w:t>
+      </w:r>
+      <w:r>
+        <w:rPr>
+          <w:rFonts w:ascii="Calibri" w:eastAsia="微软雅黑" w:hAnsi="Calibri"/>
         </w:rPr>
         <w:t>BF16 Quant Offset</w:t>
       </w:r>
       <w:r>
         <w:rPr>
-          <w:rFonts w:eastAsia="微软雅黑"/>
+          <w:rFonts w:ascii="Calibri" w:eastAsia="微软雅黑" w:hAnsi="Calibri"/>
         </w:rPr>
         <w:t>、</w:t>
       </w:r>
       <w:r>
         <w:rPr>
-          <w:rFonts w:eastAsia="微软雅黑"/>
+          <w:rFonts w:ascii="Calibri" w:eastAsia="微软雅黑" w:hAnsi="Calibri"/>
         </w:rPr>
         <w:t xml:space="preserve">QFA </w:t>
       </w:r>
       <w:r>
         <w:rPr>
-          <w:rFonts w:eastAsia="微软雅黑"/>
+          <w:rFonts w:ascii="Calibri" w:eastAsia="微软雅黑" w:hAnsi="Calibri"/>
         </w:rPr>
         <w:t>构建、</w:t>
       </w:r>
       <w:r>
         <w:rPr>
-          <w:rFonts w:eastAsia="微软雅黑"/>
+          <w:rFonts w:ascii="Calibri" w:eastAsia="微软雅黑" w:hAnsi="Calibri"/>
         </w:rPr>
         <w:t xml:space="preserve">PEP517 </w:t>
       </w:r>
       <w:r>
         <w:rPr>
-          <w:rFonts w:eastAsia="微软雅黑"/>
+          <w:rFonts w:ascii="Calibri" w:eastAsia="微软雅黑" w:hAnsi="Calibri"/>
         </w:rPr>
         <w:t>版本覆盖、</w:t>
       </w:r>
       <w:r>
         <w:rPr>
-          <w:rFonts w:eastAsia="微软雅黑"/>
+          <w:rFonts w:ascii="Calibri" w:eastAsia="微软雅黑" w:hAnsi="Calibri"/>
         </w:rPr>
         <w:t xml:space="preserve">PyTorch Compile </w:t>
       </w:r>
       <w:r>
         <w:rPr>
-          <w:rFonts w:eastAsia="微软雅黑"/>
+          <w:rFonts w:ascii="Calibri" w:eastAsia="微软雅黑" w:hAnsi="Calibri"/>
         </w:rPr>
         <w:t>兼容和量化</w:t>
       </w:r>
       <w:r>
         <w:rPr>
-          <w:rFonts w:eastAsia="微软雅黑"/>
+          <w:rFonts w:ascii="Calibri" w:eastAsia="微软雅黑" w:hAnsi="Calibri"/>
         </w:rPr>
         <w:t xml:space="preserve"> ATB </w:t>
       </w:r>
       <w:r>
         <w:rPr>
-          <w:rFonts w:eastAsia="微软雅黑"/>
+          <w:rFonts w:ascii="Calibri" w:eastAsia="微软雅黑" w:hAnsi="Calibri"/>
         </w:rPr>
         <w:t>依赖等复杂问题定位，覆盖精度、构建、依赖、兼容及服务参数链路。两份蓝区代码看板分别记录</w:t>
       </w:r>
       <w:r>
         <w:rPr>
-          <w:rFonts w:eastAsia="微软雅黑"/>
+          <w:rFonts w:ascii="Calibri" w:eastAsia="微软雅黑" w:hAnsi="Calibri"/>
         </w:rPr>
         <w:t xml:space="preserve"> PR </w:t>
       </w:r>
       <w:r>
         <w:rPr>
-          <w:rFonts w:eastAsia="微软雅黑"/>
+          <w:rFonts w:ascii="Calibri" w:eastAsia="微软雅黑" w:hAnsi="Calibri"/>
         </w:rPr>
         <w:t>创建</w:t>
       </w:r>
       <w:r>
         <w:rPr>
-          <w:rFonts w:eastAsia="微软雅黑"/>
+          <w:rFonts w:ascii="Calibri" w:eastAsia="微软雅黑" w:hAnsi="Calibri"/>
         </w:rPr>
         <w:t xml:space="preserve"> 33/72 </w:t>
       </w:r>
       <w:r>
         <w:rPr>
-          <w:rFonts w:eastAsia="微软雅黑"/>
+          <w:rFonts w:ascii="Calibri" w:eastAsia="微软雅黑" w:hAnsi="Calibri"/>
         </w:rPr>
         <w:t>次、有效检视</w:t>
       </w:r>
       <w:r>
         <w:rPr>
-          <w:rFonts w:eastAsia="微软雅黑"/>
+          <w:rFonts w:ascii="Calibri" w:eastAsia="微软雅黑" w:hAnsi="Calibri"/>
         </w:rPr>
         <w:t xml:space="preserve"> 135/168 </w:t>
       </w:r>
       <w:r>
         <w:rPr>
-          <w:rFonts w:eastAsia="微软雅黑"/>
+          <w:rFonts w:ascii="Calibri" w:eastAsia="微软雅黑" w:hAnsi="Calibri"/>
         </w:rPr>
         <w:t>次、检视总次数</w:t>
       </w:r>
       <w:r>
         <w:rPr>
-          <w:rFonts w:eastAsia="微软雅黑"/>
+          <w:rFonts w:ascii="Calibri" w:eastAsia="微软雅黑" w:hAnsi="Calibri"/>
         </w:rPr>
         <w:t xml:space="preserve"> 745/596 </w:t>
       </w:r>
       <w:r>
         <w:rPr>
-          <w:rFonts w:eastAsia="微软雅黑"/>
+          <w:rFonts w:ascii="Calibri" w:eastAsia="微软雅黑" w:hAnsi="Calibri"/>
         </w:rPr>
         <w:t>次，并均标记为</w:t>
       </w:r>
       <w:r>
         <w:rPr>
-          <w:rFonts w:eastAsia="微软雅黑"/>
+          <w:rFonts w:ascii="Calibri" w:eastAsia="微软雅黑" w:hAnsi="Calibri"/>
         </w:rPr>
         <w:t xml:space="preserve"> Committer</w:t>
       </w:r>
       <w:r>
         <w:rPr>
-          <w:rFonts w:eastAsia="微软雅黑"/>
+          <w:rFonts w:ascii="Calibri" w:eastAsia="微软雅黑" w:hAnsi="Calibri"/>
         </w:rPr>
         <w:t>；由于统计范围不同，各组数据独立引用。上述成果体现对核心模块交付质量、社区准入和版本稳定性的持续看护。</w:t>
       </w:r>
@@ -1382,16 +1413,18 @@
     <w:p>
       <w:pPr>
         <w:spacing w:after="120" w:line="360" w:lineRule="auto"/>
-        <w:rPr>
-          <w:rFonts w:eastAsia="微软雅黑"/>
-        </w:rPr>
-      </w:pPr>
-    </w:p>
-    <w:p>
-      <w:pPr>
-        <w:spacing w:before="240" w:after="120" w:line="360" w:lineRule="auto"/>
-        <w:rPr>
-          <w:rFonts w:eastAsia="微软雅黑"/>
+        <w:jc w:val="left"/>
+        <w:rPr>
+          <w:rFonts w:ascii="Calibri" w:eastAsia="微软雅黑" w:hAnsi="Calibri"/>
+        </w:rPr>
+      </w:pPr>
+    </w:p>
+    <w:p>
+      <w:pPr>
+        <w:spacing w:before="240" w:after="160" w:line="360" w:lineRule="auto"/>
+        <w:jc w:val="left"/>
+        <w:rPr>
+          <w:rFonts w:ascii="Calibri" w:eastAsia="微软雅黑" w:hAnsi="Calibri"/>
           <w:b/>
           <w:color w:val="00008B"/>
           <w:sz w:val="30"/>
@@ -1399,28 +1432,29 @@
       </w:pPr>
       <w:r>
         <w:rPr>
-          <w:rFonts w:eastAsia="微软雅黑" w:hint="eastAsia"/>
+          <w:rFonts w:ascii="Calibri" w:eastAsia="微软雅黑" w:hAnsi="Calibri" w:hint="eastAsia"/>
           <w:b/>
           <w:color w:val="00008B"/>
           <w:sz w:val="30"/>
         </w:rPr>
-        <w:lastRenderedPageBreak/>
         <w:t>四、论文研究与工程转化</w:t>
       </w:r>
     </w:p>
     <w:p>
       <w:pPr>
         <w:spacing w:after="120" w:line="360" w:lineRule="auto"/>
-        <w:rPr>
-          <w:rFonts w:eastAsia="微软雅黑"/>
-        </w:rPr>
-      </w:pPr>
-    </w:p>
-    <w:p>
-      <w:pPr>
-        <w:spacing w:before="160" w:after="120" w:line="360" w:lineRule="auto"/>
-        <w:rPr>
-          <w:rFonts w:eastAsia="微软雅黑"/>
+        <w:jc w:val="left"/>
+        <w:rPr>
+          <w:rFonts w:ascii="Calibri" w:eastAsia="微软雅黑" w:hAnsi="Calibri"/>
+        </w:rPr>
+      </w:pPr>
+    </w:p>
+    <w:p>
+      <w:pPr>
+        <w:spacing w:before="160" w:after="100" w:line="360" w:lineRule="auto"/>
+        <w:jc w:val="left"/>
+        <w:rPr>
+          <w:rFonts w:ascii="Calibri" w:eastAsia="微软雅黑" w:hAnsi="Calibri"/>
           <w:b/>
           <w:color w:val="333333"/>
           <w:sz w:val="24"/>
@@ -1428,7 +1462,7 @@
       </w:pPr>
       <w:r>
         <w:rPr>
-          <w:rFonts w:eastAsia="微软雅黑"/>
+          <w:rFonts w:ascii="Calibri" w:eastAsia="微软雅黑" w:hAnsi="Calibri"/>
           <w:b/>
           <w:color w:val="333333"/>
           <w:sz w:val="24"/>
@@ -1439,159 +1473,155 @@
     <w:p>
       <w:pPr>
         <w:spacing w:after="120" w:line="360" w:lineRule="auto"/>
-        <w:rPr>
-          <w:rFonts w:eastAsia="微软雅黑"/>
-        </w:rPr>
-      </w:pPr>
-    </w:p>
-    <w:p>
-      <w:pPr>
-        <w:spacing w:after="120" w:line="360" w:lineRule="auto"/>
-        <w:rPr>
-          <w:rFonts w:eastAsia="微软雅黑"/>
-        </w:rPr>
-      </w:pPr>
-      <w:r>
-        <w:rPr>
-          <w:rFonts w:eastAsia="微软雅黑" w:hint="eastAsia"/>
+        <w:jc w:val="left"/>
+        <w:rPr>
+          <w:rFonts w:ascii="Calibri" w:eastAsia="微软雅黑" w:hAnsi="Calibri"/>
+        </w:rPr>
+      </w:pPr>
+    </w:p>
+    <w:p>
+      <w:pPr>
+        <w:spacing w:after="120" w:line="360" w:lineRule="auto"/>
+        <w:jc w:val="left"/>
+        <w:rPr>
+          <w:rFonts w:ascii="Calibri" w:eastAsia="微软雅黑" w:hAnsi="Calibri"/>
+        </w:rPr>
+      </w:pPr>
+      <w:r>
+        <w:rPr>
+          <w:rFonts w:ascii="Calibri" w:eastAsia="微软雅黑" w:hAnsi="Calibri" w:hint="eastAsia"/>
         </w:rPr>
         <w:t>论文《</w:t>
       </w:r>
       <w:r>
         <w:rPr>
-          <w:rFonts w:eastAsia="微软雅黑"/>
+          <w:rFonts w:ascii="Calibri" w:eastAsia="微软雅黑" w:hAnsi="Calibri"/>
         </w:rPr>
         <w:t>RotateAttention: RoPE-Aware Rotation and Range Rectification for INT4 Quantized Attention in Video Generation</w:t>
       </w:r>
       <w:r>
         <w:rPr>
-          <w:rFonts w:eastAsia="微软雅黑"/>
+          <w:rFonts w:ascii="Calibri" w:eastAsia="微软雅黑" w:hAnsi="Calibri"/>
         </w:rPr>
         <w:t>》入选</w:t>
       </w:r>
       <w:r>
         <w:rPr>
-          <w:rFonts w:eastAsia="微软雅黑"/>
+          <w:rFonts w:ascii="Calibri" w:eastAsia="微软雅黑" w:hAnsi="Calibri"/>
         </w:rPr>
         <w:t xml:space="preserve"> ECCV 2026</w:t>
       </w:r>
       <w:r>
         <w:rPr>
-          <w:rFonts w:eastAsia="微软雅黑"/>
+          <w:rFonts w:ascii="Calibri" w:eastAsia="微软雅黑" w:hAnsi="Calibri"/>
         </w:rPr>
         <w:t>，作者列表包含</w:t>
       </w:r>
       <w:r>
         <w:rPr>
-          <w:rFonts w:eastAsia="微软雅黑"/>
+          <w:rFonts w:ascii="Calibri" w:eastAsia="微软雅黑" w:hAnsi="Calibri"/>
         </w:rPr>
         <w:t xml:space="preserve"> Jinxi Li</w:t>
       </w:r>
       <w:r>
         <w:rPr>
-          <w:rFonts w:eastAsia="微软雅黑"/>
+          <w:rFonts w:ascii="Calibri" w:eastAsia="微软雅黑" w:hAnsi="Calibri"/>
         </w:rPr>
         <w:t>。论文提出</w:t>
       </w:r>
       <w:r>
         <w:rPr>
-          <w:rFonts w:eastAsia="微软雅黑"/>
+          <w:rFonts w:ascii="Calibri" w:eastAsia="微软雅黑" w:hAnsi="Calibri"/>
         </w:rPr>
         <w:t xml:space="preserve"> RoPE-aware Rotation </w:t>
       </w:r>
       <w:r>
         <w:rPr>
-          <w:rFonts w:eastAsia="微软雅黑"/>
+          <w:rFonts w:ascii="Calibri" w:eastAsia="微软雅黑" w:hAnsi="Calibri"/>
         </w:rPr>
         <w:t>和</w:t>
       </w:r>
       <w:r>
         <w:rPr>
-          <w:rFonts w:eastAsia="微软雅黑"/>
+          <w:rFonts w:ascii="Calibri" w:eastAsia="微软雅黑" w:hAnsi="Calibri"/>
         </w:rPr>
         <w:t xml:space="preserve"> Range-optimized P Quantization</w:t>
       </w:r>
       <w:r>
         <w:rPr>
-          <w:rFonts w:eastAsia="微软雅黑"/>
+          <w:rFonts w:ascii="Calibri" w:eastAsia="微软雅黑" w:hAnsi="Calibri"/>
         </w:rPr>
         <w:t>，在保证视频生成质量接近全精度基线的同时，最高实现</w:t>
       </w:r>
       <w:r>
         <w:rPr>
-          <w:rFonts w:eastAsia="微软雅黑"/>
+          <w:rFonts w:ascii="Calibri" w:eastAsia="微软雅黑" w:hAnsi="Calibri"/>
         </w:rPr>
         <w:t xml:space="preserve"> 1.68 </w:t>
       </w:r>
       <w:r>
         <w:rPr>
-          <w:rFonts w:eastAsia="微软雅黑"/>
+          <w:rFonts w:ascii="Calibri" w:eastAsia="微软雅黑" w:hAnsi="Calibri"/>
         </w:rPr>
         <w:t>倍端到端加速和</w:t>
       </w:r>
       <w:r>
         <w:rPr>
-          <w:rFonts w:eastAsia="微软雅黑"/>
+          <w:rFonts w:ascii="Calibri" w:eastAsia="微软雅黑" w:hAnsi="Calibri"/>
         </w:rPr>
         <w:t xml:space="preserve"> 2.2 </w:t>
       </w:r>
       <w:r>
         <w:rPr>
-          <w:rFonts w:eastAsia="微软雅黑"/>
-        </w:rPr>
-        <w:t>倍算子级加速</w:t>
-      </w:r>
-      <w:r>
-        <w:rPr>
-          <w:rFonts w:eastAsia="微软雅黑" w:hint="eastAsia"/>
-        </w:rPr>
-        <w:t>。</w:t>
-      </w:r>
-      <w:r>
-        <w:rPr>
-          <w:rFonts w:eastAsia="微软雅黑"/>
+          <w:rFonts w:ascii="Calibri" w:eastAsia="微软雅黑" w:hAnsi="Calibri"/>
+        </w:rPr>
+        <w:t>倍算子级加速。</w:t>
+      </w:r>
+      <w:r>
+        <w:rPr>
+          <w:rFonts w:ascii="Calibri" w:eastAsia="微软雅黑" w:hAnsi="Calibri"/>
         </w:rPr>
         <w:t xml:space="preserve">ECCV </w:t>
       </w:r>
       <w:r>
         <w:rPr>
-          <w:rFonts w:eastAsia="微软雅黑"/>
+          <w:rFonts w:ascii="Calibri" w:eastAsia="微软雅黑" w:hAnsi="Calibri"/>
         </w:rPr>
         <w:t>会务邮件发送至</w:t>
       </w:r>
       <w:r>
         <w:rPr>
-          <w:rFonts w:eastAsia="微软雅黑"/>
+          <w:rFonts w:ascii="Calibri" w:eastAsia="微软雅黑" w:hAnsi="Calibri"/>
         </w:rPr>
         <w:t xml:space="preserve"> Jinxi</w:t>
       </w:r>
       <w:r>
         <w:rPr>
-          <w:rFonts w:eastAsia="微软雅黑"/>
+          <w:rFonts w:ascii="Calibri" w:eastAsia="微软雅黑" w:hAnsi="Calibri"/>
         </w:rPr>
         <w:t>，进一步佐证作者参会身份。该成果与</w:t>
       </w:r>
       <w:r>
         <w:rPr>
-          <w:rFonts w:eastAsia="微软雅黑"/>
+          <w:rFonts w:ascii="Calibri" w:eastAsia="微软雅黑" w:hAnsi="Calibri"/>
         </w:rPr>
         <w:t xml:space="preserve"> MindIE-SD </w:t>
       </w:r>
       <w:r>
         <w:rPr>
-          <w:rFonts w:eastAsia="微软雅黑"/>
+          <w:rFonts w:ascii="Calibri" w:eastAsia="微软雅黑" w:hAnsi="Calibri"/>
         </w:rPr>
         <w:t>的在线量化、量化</w:t>
       </w:r>
       <w:r>
         <w:rPr>
-          <w:rFonts w:eastAsia="微软雅黑"/>
+          <w:rFonts w:ascii="Calibri" w:eastAsia="微软雅黑" w:hAnsi="Calibri"/>
         </w:rPr>
         <w:t xml:space="preserve"> FlashAttention </w:t>
       </w:r>
       <w:r>
         <w:rPr>
-          <w:rFonts w:eastAsia="微软雅黑"/>
+          <w:rFonts w:ascii="Calibri" w:eastAsia="微软雅黑" w:hAnsi="Calibri"/>
         </w:rPr>
         <w:t>和模型验证能力形成研究与工程协同。</w:t>
       </w:r>
@@ -1599,16 +1629,90 @@
     <w:p>
       <w:pPr>
         <w:spacing w:after="120" w:line="360" w:lineRule="auto"/>
-        <w:rPr>
-          <w:rFonts w:eastAsia="微软雅黑"/>
-        </w:rPr>
-      </w:pPr>
-    </w:p>
-    <w:p>
-      <w:pPr>
-        <w:spacing w:before="160" w:after="120" w:line="360" w:lineRule="auto"/>
-        <w:rPr>
-          <w:rFonts w:eastAsia="微软雅黑"/>
+        <w:jc w:val="left"/>
+        <w:rPr>
+          <w:rFonts w:ascii="Calibri" w:eastAsia="微软雅黑" w:hAnsi="Calibri"/>
+        </w:rPr>
+      </w:pPr>
+    </w:p>
+    <w:p>
+      <w:pPr>
+        <w:spacing w:after="120" w:line="360" w:lineRule="auto"/>
+        <w:jc w:val="left"/>
+        <w:rPr>
+          <w:rFonts w:ascii="Calibri" w:eastAsia="微软雅黑" w:hAnsi="Calibri"/>
+        </w:rPr>
+      </w:pPr>
+      <w:r>
+        <w:rPr>
+          <w:rFonts w:ascii="Calibri" w:eastAsia="微软雅黑" w:hAnsi="Calibri" w:hint="eastAsia"/>
+        </w:rPr>
+        <w:t>成果链接：</w:t>
+      </w:r>
+      <w:r>
+        <w:rPr>
+          <w:rFonts w:ascii="Calibri" w:eastAsia="微软雅黑" w:hAnsi="Calibri"/>
+        </w:rPr>
+        <w:t>https://arxiv.org/abs/2607.02584</w:t>
+      </w:r>
+    </w:p>
+    <w:p>
+      <w:pPr>
+        <w:spacing w:after="120" w:line="360" w:lineRule="auto"/>
+        <w:jc w:val="left"/>
+        <w:rPr>
+          <w:rFonts w:ascii="Calibri" w:eastAsia="微软雅黑" w:hAnsi="Calibri"/>
+        </w:rPr>
+      </w:pPr>
+      <w:r>
+        <w:rPr>
+          <w:rFonts w:ascii="Calibri" w:eastAsia="微软雅黑" w:hAnsi="Calibri" w:hint="eastAsia"/>
+        </w:rPr>
+        <w:t>工程材料：</w:t>
+      </w:r>
+      <w:r>
+        <w:rPr>
+          <w:rFonts w:ascii="Calibri" w:eastAsia="微软雅黑" w:hAnsi="Calibri"/>
+        </w:rPr>
+        <w:t>https://gitcode.com/Ascend/MindIE-SD/blob/dev/docs/tech_report/RotateAttention.pdf</w:t>
+      </w:r>
+    </w:p>
+    <w:p>
+      <w:pPr>
+        <w:spacing w:after="120" w:line="360" w:lineRule="auto"/>
+        <w:jc w:val="left"/>
+        <w:rPr>
+          <w:rFonts w:ascii="Calibri" w:eastAsia="微软雅黑" w:hAnsi="Calibri"/>
+        </w:rPr>
+      </w:pPr>
+      <w:r>
+        <w:rPr>
+          <w:rFonts w:ascii="Calibri" w:eastAsia="微软雅黑" w:hAnsi="Calibri" w:hint="eastAsia"/>
+        </w:rPr>
+        <w:t>海报材料：</w:t>
+      </w:r>
+      <w:r>
+        <w:rPr>
+          <w:rFonts w:ascii="Calibri" w:eastAsia="微软雅黑" w:hAnsi="Calibri"/>
+        </w:rPr>
+        <w:t>https://gitcode.com/Ascend/MindIE-SD/blob/dev/docs/tech_report/RotateAttention%20Poster.pdf</w:t>
+      </w:r>
+    </w:p>
+    <w:p>
+      <w:pPr>
+        <w:spacing w:after="120" w:line="360" w:lineRule="auto"/>
+        <w:jc w:val="left"/>
+        <w:rPr>
+          <w:rFonts w:ascii="Calibri" w:eastAsia="微软雅黑" w:hAnsi="Calibri"/>
+        </w:rPr>
+      </w:pPr>
+    </w:p>
+    <w:p>
+      <w:pPr>
+        <w:spacing w:before="160" w:after="100" w:line="360" w:lineRule="auto"/>
+        <w:jc w:val="left"/>
+        <w:rPr>
+          <w:rFonts w:ascii="Calibri" w:eastAsia="微软雅黑" w:hAnsi="Calibri"/>
           <w:b/>
           <w:color w:val="333333"/>
           <w:sz w:val="24"/>
@@ -1616,7 +1720,7 @@
       </w:pPr>
       <w:r>
         <w:rPr>
-          <w:rFonts w:eastAsia="微软雅黑"/>
+          <w:rFonts w:ascii="Calibri" w:eastAsia="微软雅黑" w:hAnsi="Calibri"/>
           <w:b/>
           <w:color w:val="333333"/>
           <w:sz w:val="24"/>
@@ -1627,189 +1731,191 @@
     <w:p>
       <w:pPr>
         <w:spacing w:after="120" w:line="360" w:lineRule="auto"/>
-        <w:rPr>
-          <w:rFonts w:eastAsia="微软雅黑"/>
-        </w:rPr>
-      </w:pPr>
-    </w:p>
-    <w:p>
-      <w:pPr>
-        <w:spacing w:after="120" w:line="360" w:lineRule="auto"/>
-        <w:rPr>
-          <w:rFonts w:eastAsia="微软雅黑"/>
-        </w:rPr>
-      </w:pPr>
-      <w:r>
-        <w:rPr>
-          <w:rFonts w:eastAsia="微软雅黑" w:hint="eastAsia"/>
+        <w:jc w:val="left"/>
+        <w:rPr>
+          <w:rFonts w:ascii="Calibri" w:eastAsia="微软雅黑" w:hAnsi="Calibri"/>
+        </w:rPr>
+      </w:pPr>
+    </w:p>
+    <w:p>
+      <w:pPr>
+        <w:spacing w:after="120" w:line="360" w:lineRule="auto"/>
+        <w:jc w:val="left"/>
+        <w:rPr>
+          <w:rFonts w:ascii="Calibri" w:eastAsia="微软雅黑" w:hAnsi="Calibri"/>
+        </w:rPr>
+      </w:pPr>
+      <w:r>
+        <w:rPr>
+          <w:rFonts w:ascii="Calibri" w:eastAsia="微软雅黑" w:hAnsi="Calibri" w:hint="eastAsia"/>
         </w:rPr>
         <w:t>论文《</w:t>
       </w:r>
       <w:r>
         <w:rPr>
-          <w:rFonts w:eastAsia="微软雅黑"/>
+          <w:rFonts w:ascii="Calibri" w:eastAsia="微软雅黑" w:hAnsi="Calibri"/>
         </w:rPr>
         <w:t>MXAttention: Data-Free Optimal Scaling and Pre-Normalization Quantization for MXFP4 Attention</w:t>
       </w:r>
       <w:r>
         <w:rPr>
-          <w:rFonts w:eastAsia="微软雅黑"/>
+          <w:rFonts w:ascii="Calibri" w:eastAsia="微软雅黑" w:hAnsi="Calibri"/>
         </w:rPr>
         <w:t>》（</w:t>
       </w:r>
       <w:r>
         <w:rPr>
-          <w:rFonts w:eastAsia="微软雅黑"/>
+          <w:rFonts w:ascii="Calibri" w:eastAsia="微软雅黑" w:hAnsi="Calibri"/>
         </w:rPr>
         <w:t>arXiv: 2607.24377</w:t>
       </w:r>
       <w:r>
         <w:rPr>
-          <w:rFonts w:eastAsia="微软雅黑"/>
+          <w:rFonts w:ascii="Calibri" w:eastAsia="微软雅黑" w:hAnsi="Calibri"/>
         </w:rPr>
         <w:t>）作者列表包含</w:t>
       </w:r>
       <w:r>
         <w:rPr>
-          <w:rFonts w:eastAsia="微软雅黑"/>
+          <w:rFonts w:ascii="Calibri" w:eastAsia="微软雅黑" w:hAnsi="Calibri"/>
         </w:rPr>
         <w:t xml:space="preserve"> Jinxi Li</w:t>
       </w:r>
       <w:r>
         <w:rPr>
-          <w:rFonts w:eastAsia="微软雅黑"/>
+          <w:rFonts w:ascii="Calibri" w:eastAsia="微软雅黑" w:hAnsi="Calibri"/>
         </w:rPr>
         <w:t>。论文针对</w:t>
       </w:r>
       <w:r>
         <w:rPr>
-          <w:rFonts w:eastAsia="微软雅黑"/>
+          <w:rFonts w:ascii="Calibri" w:eastAsia="微软雅黑" w:hAnsi="Calibri"/>
         </w:rPr>
         <w:t xml:space="preserve"> MXFP4 Attention </w:t>
       </w:r>
       <w:r>
         <w:rPr>
-          <w:rFonts w:eastAsia="微软雅黑"/>
+          <w:rFonts w:ascii="Calibri" w:eastAsia="微软雅黑" w:hAnsi="Calibri"/>
         </w:rPr>
         <w:t>提出免数据最优缩放和预归一化量化方法；公开结果显示，在</w:t>
       </w:r>
       <w:r>
         <w:rPr>
-          <w:rFonts w:eastAsia="微软雅黑"/>
+          <w:rFonts w:ascii="Calibri" w:eastAsia="微软雅黑" w:hAnsi="Calibri"/>
         </w:rPr>
         <w:t xml:space="preserve"> Wan2.2 </w:t>
       </w:r>
       <w:r>
         <w:rPr>
-          <w:rFonts w:eastAsia="微软雅黑"/>
+          <w:rFonts w:ascii="Calibri" w:eastAsia="微软雅黑" w:hAnsi="Calibri"/>
         </w:rPr>
         <w:t>与</w:t>
       </w:r>
       <w:r>
         <w:rPr>
-          <w:rFonts w:eastAsia="微软雅黑"/>
+          <w:rFonts w:ascii="Calibri" w:eastAsia="微软雅黑" w:hAnsi="Calibri"/>
         </w:rPr>
         <w:t xml:space="preserve"> HunyuanVideo </w:t>
       </w:r>
       <w:r>
         <w:rPr>
-          <w:rFonts w:eastAsia="微软雅黑"/>
+          <w:rFonts w:ascii="Calibri" w:eastAsia="微软雅黑" w:hAnsi="Calibri"/>
         </w:rPr>
         <w:t>上缩小至少</w:t>
       </w:r>
       <w:r>
         <w:rPr>
-          <w:rFonts w:eastAsia="微软雅黑"/>
+          <w:rFonts w:ascii="Calibri" w:eastAsia="微软雅黑" w:hAnsi="Calibri"/>
         </w:rPr>
         <w:t xml:space="preserve"> 95% </w:t>
       </w:r>
       <w:r>
         <w:rPr>
-          <w:rFonts w:eastAsia="微软雅黑"/>
+          <w:rFonts w:ascii="Calibri" w:eastAsia="微软雅黑" w:hAnsi="Calibri"/>
         </w:rPr>
         <w:t>的</w:t>
       </w:r>
       <w:r>
         <w:rPr>
-          <w:rFonts w:eastAsia="微软雅黑"/>
+          <w:rFonts w:ascii="Calibri" w:eastAsia="微软雅黑" w:hAnsi="Calibri"/>
         </w:rPr>
         <w:t xml:space="preserve"> OCP MXFP4 </w:t>
       </w:r>
       <w:r>
         <w:rPr>
-          <w:rFonts w:eastAsia="微软雅黑"/>
+          <w:rFonts w:ascii="Calibri" w:eastAsia="微软雅黑" w:hAnsi="Calibri"/>
         </w:rPr>
         <w:t>与</w:t>
       </w:r>
       <w:r>
         <w:rPr>
-          <w:rFonts w:eastAsia="微软雅黑"/>
+          <w:rFonts w:ascii="Calibri" w:eastAsia="微软雅黑" w:hAnsi="Calibri"/>
         </w:rPr>
         <w:t xml:space="preserve"> FP16 VBench Imaging Quality </w:t>
       </w:r>
       <w:r>
         <w:rPr>
-          <w:rFonts w:eastAsia="微软雅黑"/>
+          <w:rFonts w:ascii="Calibri" w:eastAsia="微软雅黑" w:hAnsi="Calibri"/>
         </w:rPr>
         <w:t>差距，已报告指标相对</w:t>
       </w:r>
       <w:r>
         <w:rPr>
-          <w:rFonts w:eastAsia="微软雅黑"/>
+          <w:rFonts w:ascii="Calibri" w:eastAsia="微软雅黑" w:hAnsi="Calibri"/>
         </w:rPr>
         <w:t xml:space="preserve"> FP16 </w:t>
       </w:r>
       <w:r>
         <w:rPr>
-          <w:rFonts w:eastAsia="微软雅黑"/>
+          <w:rFonts w:ascii="Calibri" w:eastAsia="微软雅黑" w:hAnsi="Calibri"/>
         </w:rPr>
         <w:t>的绝对退化均小于</w:t>
       </w:r>
       <w:r>
         <w:rPr>
-          <w:rFonts w:eastAsia="微软雅黑"/>
+          <w:rFonts w:ascii="Calibri" w:eastAsia="微软雅黑" w:hAnsi="Calibri"/>
         </w:rPr>
         <w:t xml:space="preserve"> 0.01</w:t>
       </w:r>
       <w:r>
         <w:rPr>
-          <w:rFonts w:eastAsia="微软雅黑"/>
+          <w:rFonts w:ascii="Calibri" w:eastAsia="微软雅黑" w:hAnsi="Calibri"/>
         </w:rPr>
         <w:t>。论文方法与</w:t>
       </w:r>
       <w:r>
         <w:rPr>
-          <w:rFonts w:eastAsia="微软雅黑"/>
+          <w:rFonts w:ascii="Calibri" w:eastAsia="微软雅黑" w:hAnsi="Calibri"/>
         </w:rPr>
         <w:t xml:space="preserve"> PR !313</w:t>
       </w:r>
       <w:r>
         <w:rPr>
-          <w:rFonts w:eastAsia="微软雅黑"/>
+          <w:rFonts w:ascii="Calibri" w:eastAsia="微软雅黑" w:hAnsi="Calibri"/>
         </w:rPr>
         <w:t>、</w:t>
       </w:r>
       <w:r>
         <w:rPr>
-          <w:rFonts w:eastAsia="微软雅黑"/>
+          <w:rFonts w:ascii="Calibri" w:eastAsia="微软雅黑" w:hAnsi="Calibri"/>
         </w:rPr>
         <w:t>!347</w:t>
       </w:r>
       <w:r>
         <w:rPr>
-          <w:rFonts w:eastAsia="微软雅黑"/>
+          <w:rFonts w:ascii="Calibri" w:eastAsia="微软雅黑" w:hAnsi="Calibri"/>
         </w:rPr>
         <w:t>、</w:t>
       </w:r>
       <w:r>
         <w:rPr>
-          <w:rFonts w:eastAsia="微软雅黑"/>
+          <w:rFonts w:ascii="Calibri" w:eastAsia="微软雅黑" w:hAnsi="Calibri"/>
         </w:rPr>
         <w:t xml:space="preserve">!365 </w:t>
       </w:r>
       <w:r>
         <w:rPr>
-          <w:rFonts w:eastAsia="微软雅黑"/>
+          <w:rFonts w:ascii="Calibri" w:eastAsia="微软雅黑" w:hAnsi="Calibri"/>
         </w:rPr>
         <w:t>的算子和部署链路相互印证，形成论文方案向产品代码转化的完整证据链。</w:t>
       </w:r>
@@ -1817,16 +1923,48 @@
     <w:p>
       <w:pPr>
         <w:spacing w:after="120" w:line="360" w:lineRule="auto"/>
-        <w:rPr>
-          <w:rFonts w:eastAsia="微软雅黑"/>
-        </w:rPr>
-      </w:pPr>
-    </w:p>
-    <w:p>
-      <w:pPr>
-        <w:spacing w:before="240" w:after="120" w:line="360" w:lineRule="auto"/>
-        <w:rPr>
-          <w:rFonts w:eastAsia="微软雅黑"/>
+        <w:jc w:val="left"/>
+        <w:rPr>
+          <w:rFonts w:ascii="Calibri" w:eastAsia="微软雅黑" w:hAnsi="Calibri"/>
+        </w:rPr>
+      </w:pPr>
+    </w:p>
+    <w:p>
+      <w:pPr>
+        <w:spacing w:after="120" w:line="360" w:lineRule="auto"/>
+        <w:jc w:val="left"/>
+        <w:rPr>
+          <w:rFonts w:ascii="Calibri" w:eastAsia="微软雅黑" w:hAnsi="Calibri"/>
+        </w:rPr>
+      </w:pPr>
+      <w:r>
+        <w:rPr>
+          <w:rFonts w:ascii="Calibri" w:eastAsia="微软雅黑" w:hAnsi="Calibri" w:hint="eastAsia"/>
+        </w:rPr>
+        <w:t>成果链接：</w:t>
+      </w:r>
+      <w:r>
+        <w:rPr>
+          <w:rFonts w:ascii="Calibri" w:eastAsia="微软雅黑" w:hAnsi="Calibri"/>
+        </w:rPr>
+        <w:t>https://arxiv.org/abs/2607.24377</w:t>
+      </w:r>
+    </w:p>
+    <w:p>
+      <w:pPr>
+        <w:spacing w:after="120" w:line="360" w:lineRule="auto"/>
+        <w:jc w:val="left"/>
+        <w:rPr>
+          <w:rFonts w:ascii="Calibri" w:eastAsia="微软雅黑" w:hAnsi="Calibri"/>
+        </w:rPr>
+      </w:pPr>
+    </w:p>
+    <w:p>
+      <w:pPr>
+        <w:spacing w:before="240" w:after="160" w:line="360" w:lineRule="auto"/>
+        <w:jc w:val="left"/>
+        <w:rPr>
+          <w:rFonts w:ascii="Calibri" w:eastAsia="微软雅黑" w:hAnsi="Calibri"/>
           <w:b/>
           <w:color w:val="00008B"/>
           <w:sz w:val="30"/>
@@ -1834,7 +1972,7 @@
       </w:pPr>
       <w:r>
         <w:rPr>
-          <w:rFonts w:eastAsia="微软雅黑" w:hint="eastAsia"/>
+          <w:rFonts w:ascii="Calibri" w:eastAsia="微软雅黑" w:hAnsi="Calibri" w:hint="eastAsia"/>
           <w:b/>
           <w:color w:val="00008B"/>
           <w:sz w:val="30"/>
@@ -1845,94 +1983,104 @@
     <w:p>
       <w:pPr>
         <w:spacing w:after="120" w:line="360" w:lineRule="auto"/>
-        <w:rPr>
-          <w:rFonts w:eastAsia="微软雅黑"/>
-        </w:rPr>
-      </w:pPr>
-    </w:p>
-    <w:p>
-      <w:pPr>
-        <w:spacing w:after="120" w:line="360" w:lineRule="auto"/>
-        <w:rPr>
-          <w:rFonts w:eastAsia="微软雅黑"/>
-        </w:rPr>
-      </w:pPr>
-      <w:r>
-        <w:rPr>
-          <w:rFonts w:eastAsia="微软雅黑" w:hint="eastAsia"/>
-        </w:rPr>
-        <w:lastRenderedPageBreak/>
+        <w:jc w:val="left"/>
+        <w:rPr>
+          <w:rFonts w:ascii="Calibri" w:eastAsia="微软雅黑" w:hAnsi="Calibri"/>
+        </w:rPr>
+      </w:pPr>
+    </w:p>
+    <w:p>
+      <w:pPr>
+        <w:spacing w:after="120" w:line="360" w:lineRule="auto"/>
+        <w:jc w:val="left"/>
+        <w:rPr>
+          <w:rFonts w:ascii="Calibri" w:eastAsia="微软雅黑" w:hAnsi="Calibri"/>
+        </w:rPr>
+      </w:pPr>
+      <w:r>
+        <w:rPr>
+          <w:rFonts w:ascii="Calibri" w:eastAsia="微软雅黑" w:hAnsi="Calibri" w:hint="eastAsia"/>
+        </w:rPr>
         <w:t>任职周期内获得多层级组织认可：</w:t>
       </w:r>
     </w:p>
     <w:p>
       <w:pPr>
         <w:spacing w:after="120" w:line="360" w:lineRule="auto"/>
-        <w:rPr>
-          <w:rFonts w:eastAsia="微软雅黑"/>
-        </w:rPr>
-      </w:pPr>
-    </w:p>
-    <w:p>
-      <w:pPr>
-        <w:spacing w:after="120" w:line="360" w:lineRule="auto"/>
-        <w:rPr>
-          <w:rFonts w:eastAsia="微软雅黑"/>
-        </w:rPr>
-      </w:pPr>
-      <w:r>
-        <w:rPr>
-          <w:rFonts w:eastAsia="微软雅黑"/>
+        <w:jc w:val="left"/>
+        <w:rPr>
+          <w:rFonts w:ascii="Calibri" w:eastAsia="微软雅黑" w:hAnsi="Calibri"/>
+        </w:rPr>
+      </w:pPr>
+    </w:p>
+    <w:p>
+      <w:pPr>
+        <w:spacing w:after="120" w:line="360" w:lineRule="auto"/>
+        <w:jc w:val="left"/>
+        <w:rPr>
+          <w:rFonts w:ascii="Calibri" w:eastAsia="微软雅黑" w:hAnsi="Calibri"/>
+        </w:rPr>
+      </w:pPr>
+      <w:r>
+        <w:rPr>
+          <w:rFonts w:ascii="Calibri" w:eastAsia="微软雅黑" w:hAnsi="Calibri"/>
         </w:rPr>
         <w:t xml:space="preserve">1. 2025 </w:t>
       </w:r>
       <w:r>
         <w:rPr>
-          <w:rFonts w:eastAsia="微软雅黑"/>
+          <w:rFonts w:ascii="Calibri" w:eastAsia="微软雅黑" w:hAnsi="Calibri"/>
         </w:rPr>
         <w:t>年研发部长及时激励奖</w:t>
       </w:r>
       <w:r>
         <w:rPr>
-          <w:rFonts w:eastAsia="微软雅黑"/>
+          <w:rFonts w:ascii="Calibri" w:eastAsia="微软雅黑" w:hAnsi="Calibri"/>
         </w:rPr>
         <w:t>——</w:t>
       </w:r>
       <w:r>
         <w:rPr>
-          <w:rFonts w:eastAsia="微软雅黑"/>
-        </w:rPr>
-        <w:t>多模态推理竞争力交付团队。</w:t>
-      </w:r>
-    </w:p>
-    <w:p>
-      <w:pPr>
-        <w:spacing w:after="120" w:line="360" w:lineRule="auto"/>
-        <w:rPr>
-          <w:rFonts w:eastAsia="微软雅黑"/>
-        </w:rPr>
-      </w:pPr>
-      <w:r>
-        <w:rPr>
-          <w:rFonts w:eastAsia="微软雅黑"/>
+          <w:rFonts w:ascii="Calibri" w:eastAsia="微软雅黑" w:hAnsi="Calibri"/>
+        </w:rPr>
+        <w:t>多模态推理竞争力</w:t>
+      </w:r>
+      <w:r>
+        <w:rPr>
+          <w:rFonts w:ascii="Calibri" w:eastAsia="微软雅黑" w:hAnsi="Calibri" w:hint="eastAsia"/>
+        </w:rPr>
+        <w:t>交付团队。</w:t>
+      </w:r>
+    </w:p>
+    <w:p>
+      <w:pPr>
+        <w:spacing w:after="120" w:line="360" w:lineRule="auto"/>
+        <w:jc w:val="left"/>
+        <w:rPr>
+          <w:rFonts w:ascii="Calibri" w:eastAsia="微软雅黑" w:hAnsi="Calibri"/>
+        </w:rPr>
+      </w:pPr>
+      <w:r>
+        <w:rPr>
+          <w:rFonts w:ascii="Calibri" w:eastAsia="微软雅黑" w:hAnsi="Calibri"/>
         </w:rPr>
         <w:t xml:space="preserve">2. 2025 </w:t>
       </w:r>
       <w:r>
         <w:rPr>
-          <w:rFonts w:eastAsia="微软雅黑"/>
+          <w:rFonts w:ascii="Calibri" w:eastAsia="微软雅黑" w:hAnsi="Calibri"/>
         </w:rPr>
         <w:t>年上半年昇腾计算领域总裁奖</w:t>
       </w:r>
       <w:r>
         <w:rPr>
-          <w:rFonts w:eastAsia="微软雅黑"/>
+          <w:rFonts w:ascii="Calibri" w:eastAsia="微软雅黑" w:hAnsi="Calibri"/>
         </w:rPr>
         <w:t>——</w:t>
       </w:r>
       <w:r>
         <w:rPr>
-          <w:rFonts w:eastAsia="微软雅黑"/>
+          <w:rFonts w:ascii="Calibri" w:eastAsia="微软雅黑" w:hAnsi="Calibri"/>
         </w:rPr>
         <w:t>可灵推理攻坚团队。</w:t>
       </w:r>
@@ -1940,43 +2088,44 @@
     <w:p>
       <w:pPr>
         <w:spacing w:after="120" w:line="360" w:lineRule="auto"/>
-        <w:rPr>
-          <w:rFonts w:eastAsia="微软雅黑"/>
-        </w:rPr>
-      </w:pPr>
-      <w:r>
-        <w:rPr>
-          <w:rFonts w:eastAsia="微软雅黑"/>
+        <w:jc w:val="left"/>
+        <w:rPr>
+          <w:rFonts w:ascii="Calibri" w:eastAsia="微软雅黑" w:hAnsi="Calibri"/>
+        </w:rPr>
+      </w:pPr>
+      <w:r>
+        <w:rPr>
+          <w:rFonts w:ascii="Calibri" w:eastAsia="微软雅黑" w:hAnsi="Calibri"/>
         </w:rPr>
         <w:t xml:space="preserve">3. 2025 </w:t>
       </w:r>
       <w:r>
         <w:rPr>
-          <w:rFonts w:eastAsia="微软雅黑"/>
+          <w:rFonts w:ascii="Calibri" w:eastAsia="微软雅黑" w:hAnsi="Calibri"/>
         </w:rPr>
         <w:t>年计算会战总裁奖（</w:t>
       </w:r>
       <w:r>
         <w:rPr>
-          <w:rFonts w:eastAsia="微软雅黑"/>
+          <w:rFonts w:ascii="Calibri" w:eastAsia="微软雅黑" w:hAnsi="Calibri"/>
         </w:rPr>
         <w:t xml:space="preserve">930 </w:t>
       </w:r>
       <w:r>
         <w:rPr>
-          <w:rFonts w:eastAsia="微软雅黑"/>
+          <w:rFonts w:ascii="Calibri" w:eastAsia="微软雅黑" w:hAnsi="Calibri"/>
         </w:rPr>
         <w:t>阶段）</w:t>
       </w:r>
       <w:r>
         <w:rPr>
-          <w:rFonts w:eastAsia="微软雅黑"/>
+          <w:rFonts w:ascii="Calibri" w:eastAsia="微软雅黑" w:hAnsi="Calibri"/>
         </w:rPr>
         <w:t>——</w:t>
       </w:r>
       <w:r>
         <w:rPr>
-          <w:rFonts w:eastAsia="微软雅黑"/>
+          <w:rFonts w:ascii="Calibri" w:eastAsia="微软雅黑" w:hAnsi="Calibri"/>
         </w:rPr>
         <w:t>多模态推理易用性与竞争力构筑团队。</w:t>
       </w:r>
@@ -1984,43 +2133,44 @@
     <w:p>
       <w:pPr>
         <w:spacing w:after="120" w:line="360" w:lineRule="auto"/>
-        <w:rPr>
-          <w:rFonts w:eastAsia="微软雅黑"/>
-        </w:rPr>
-      </w:pPr>
-      <w:r>
-        <w:rPr>
-          <w:rFonts w:eastAsia="微软雅黑"/>
+        <w:jc w:val="left"/>
+        <w:rPr>
+          <w:rFonts w:ascii="Calibri" w:eastAsia="微软雅黑" w:hAnsi="Calibri"/>
+        </w:rPr>
+      </w:pPr>
+      <w:r>
+        <w:rPr>
+          <w:rFonts w:ascii="Calibri" w:eastAsia="微软雅黑" w:hAnsi="Calibri"/>
         </w:rPr>
         <w:t xml:space="preserve">4. 2025 </w:t>
       </w:r>
       <w:r>
         <w:rPr>
-          <w:rFonts w:eastAsia="微软雅黑"/>
+          <w:rFonts w:ascii="Calibri" w:eastAsia="微软雅黑" w:hAnsi="Calibri"/>
         </w:rPr>
         <w:t>年计算会战总裁奖（</w:t>
       </w:r>
       <w:r>
         <w:rPr>
-          <w:rFonts w:eastAsia="微软雅黑"/>
+          <w:rFonts w:ascii="Calibri" w:eastAsia="微软雅黑" w:hAnsi="Calibri"/>
         </w:rPr>
         <w:t xml:space="preserve">2026 </w:t>
       </w:r>
       <w:r>
         <w:rPr>
-          <w:rFonts w:eastAsia="微软雅黑"/>
+          <w:rFonts w:ascii="Calibri" w:eastAsia="微软雅黑" w:hAnsi="Calibri"/>
         </w:rPr>
         <w:t>年</w:t>
       </w:r>
       <w:r>
         <w:rPr>
-          <w:rFonts w:eastAsia="微软雅黑"/>
+          <w:rFonts w:ascii="Calibri" w:eastAsia="微软雅黑" w:hAnsi="Calibri"/>
         </w:rPr>
         <w:t xml:space="preserve"> 530 </w:t>
       </w:r>
       <w:r>
         <w:rPr>
-          <w:rFonts w:eastAsia="微软雅黑"/>
+          <w:rFonts w:ascii="Calibri" w:eastAsia="微软雅黑" w:hAnsi="Calibri"/>
         </w:rPr>
         <w:t>阶段，个人奖）。</w:t>
       </w:r>
@@ -2028,31 +2178,32 @@
     <w:p>
       <w:pPr>
         <w:spacing w:after="120" w:line="360" w:lineRule="auto"/>
-        <w:rPr>
-          <w:rFonts w:eastAsia="微软雅黑"/>
-        </w:rPr>
-      </w:pPr>
-      <w:r>
-        <w:rPr>
-          <w:rFonts w:eastAsia="微软雅黑"/>
+        <w:jc w:val="left"/>
+        <w:rPr>
+          <w:rFonts w:ascii="Calibri" w:eastAsia="微软雅黑" w:hAnsi="Calibri"/>
+        </w:rPr>
+      </w:pPr>
+      <w:r>
+        <w:rPr>
+          <w:rFonts w:ascii="Calibri" w:eastAsia="微软雅黑" w:hAnsi="Calibri"/>
         </w:rPr>
         <w:t xml:space="preserve">5. 2025 </w:t>
       </w:r>
       <w:r>
         <w:rPr>
-          <w:rFonts w:eastAsia="微软雅黑"/>
+          <w:rFonts w:ascii="Calibri" w:eastAsia="微软雅黑" w:hAnsi="Calibri"/>
         </w:rPr>
         <w:t>年第一公里优秀班排</w:t>
       </w:r>
       <w:r>
         <w:rPr>
-          <w:rFonts w:eastAsia="微软雅黑"/>
+          <w:rFonts w:ascii="Calibri" w:eastAsia="微软雅黑" w:hAnsi="Calibri"/>
         </w:rPr>
         <w:t>——</w:t>
       </w:r>
       <w:r>
         <w:rPr>
-          <w:rFonts w:eastAsia="微软雅黑"/>
+          <w:rFonts w:ascii="Calibri" w:eastAsia="微软雅黑" w:hAnsi="Calibri"/>
         </w:rPr>
         <w:t>昇腾多模态推理团队。</w:t>
       </w:r>
@@ -2060,43 +2211,44 @@
     <w:p>
       <w:pPr>
         <w:spacing w:after="120" w:line="360" w:lineRule="auto"/>
-        <w:rPr>
-          <w:rFonts w:eastAsia="微软雅黑"/>
-        </w:rPr>
-      </w:pPr>
-      <w:r>
-        <w:rPr>
-          <w:rFonts w:eastAsia="微软雅黑"/>
+        <w:jc w:val="left"/>
+        <w:rPr>
+          <w:rFonts w:ascii="Calibri" w:eastAsia="微软雅黑" w:hAnsi="Calibri"/>
+        </w:rPr>
+      </w:pPr>
+      <w:r>
+        <w:rPr>
+          <w:rFonts w:ascii="Calibri" w:eastAsia="微软雅黑" w:hAnsi="Calibri"/>
         </w:rPr>
         <w:t xml:space="preserve">6. 2025 </w:t>
       </w:r>
       <w:r>
         <w:rPr>
-          <w:rFonts w:eastAsia="微软雅黑"/>
+          <w:rFonts w:ascii="Calibri" w:eastAsia="微软雅黑" w:hAnsi="Calibri"/>
         </w:rPr>
         <w:t>年度计算总裁奖</w:t>
       </w:r>
       <w:r>
         <w:rPr>
-          <w:rFonts w:eastAsia="微软雅黑"/>
+          <w:rFonts w:ascii="Calibri" w:eastAsia="微软雅黑" w:hAnsi="Calibri"/>
         </w:rPr>
         <w:t>——</w:t>
       </w:r>
       <w:r>
         <w:rPr>
-          <w:rFonts w:eastAsia="微软雅黑"/>
+          <w:rFonts w:ascii="Calibri" w:eastAsia="微软雅黑" w:hAnsi="Calibri"/>
         </w:rPr>
         <w:t>昇腾互联网</w:t>
       </w:r>
       <w:r>
         <w:rPr>
-          <w:rFonts w:eastAsia="微软雅黑"/>
+          <w:rFonts w:ascii="Calibri" w:eastAsia="微软雅黑" w:hAnsi="Calibri"/>
         </w:rPr>
         <w:t xml:space="preserve"> LLM </w:t>
       </w:r>
       <w:r>
         <w:rPr>
-          <w:rFonts w:eastAsia="微软雅黑"/>
+          <w:rFonts w:ascii="Calibri" w:eastAsia="微软雅黑" w:hAnsi="Calibri"/>
         </w:rPr>
         <w:t>与多模态竞争力构筑团队。</w:t>
       </w:r>
@@ -2104,43 +2256,44 @@
     <w:p>
       <w:pPr>
         <w:spacing w:after="120" w:line="360" w:lineRule="auto"/>
-        <w:rPr>
-          <w:rFonts w:eastAsia="微软雅黑"/>
-        </w:rPr>
-      </w:pPr>
-      <w:r>
-        <w:rPr>
-          <w:rFonts w:eastAsia="微软雅黑"/>
+        <w:jc w:val="left"/>
+        <w:rPr>
+          <w:rFonts w:ascii="Calibri" w:eastAsia="微软雅黑" w:hAnsi="Calibri"/>
+        </w:rPr>
+      </w:pPr>
+      <w:r>
+        <w:rPr>
+          <w:rFonts w:ascii="Calibri" w:eastAsia="微软雅黑" w:hAnsi="Calibri"/>
         </w:rPr>
         <w:t xml:space="preserve">7. 2025 </w:t>
       </w:r>
       <w:r>
         <w:rPr>
-          <w:rFonts w:eastAsia="微软雅黑"/>
+          <w:rFonts w:ascii="Calibri" w:eastAsia="微软雅黑" w:hAnsi="Calibri"/>
         </w:rPr>
         <w:t>年度集体大功连</w:t>
       </w:r>
       <w:r>
         <w:rPr>
-          <w:rFonts w:eastAsia="微软雅黑"/>
+          <w:rFonts w:ascii="Calibri" w:eastAsia="微软雅黑" w:hAnsi="Calibri"/>
         </w:rPr>
         <w:t>——</w:t>
       </w:r>
       <w:r>
         <w:rPr>
-          <w:rFonts w:eastAsia="微软雅黑"/>
+          <w:rFonts w:ascii="Calibri" w:eastAsia="微软雅黑" w:hAnsi="Calibri"/>
         </w:rPr>
         <w:t>昇腾</w:t>
       </w:r>
       <w:r>
         <w:rPr>
-          <w:rFonts w:eastAsia="微软雅黑"/>
+          <w:rFonts w:ascii="Calibri" w:eastAsia="微软雅黑" w:hAnsi="Calibri"/>
         </w:rPr>
         <w:t>+</w:t>
       </w:r>
       <w:r>
         <w:rPr>
-          <w:rFonts w:eastAsia="微软雅黑"/>
+          <w:rFonts w:ascii="Calibri" w:eastAsia="微软雅黑" w:hAnsi="Calibri"/>
         </w:rPr>
         <w:t>超节点团队。</w:t>
       </w:r>
@@ -2148,143 +2301,146 @@
     <w:p>
       <w:pPr>
         <w:spacing w:after="120" w:line="360" w:lineRule="auto"/>
-        <w:rPr>
-          <w:rFonts w:eastAsia="微软雅黑"/>
-        </w:rPr>
-      </w:pPr>
-      <w:r>
-        <w:rPr>
-          <w:rFonts w:eastAsia="微软雅黑"/>
+        <w:jc w:val="left"/>
+        <w:rPr>
+          <w:rFonts w:ascii="Calibri" w:eastAsia="微软雅黑" w:hAnsi="Calibri"/>
+        </w:rPr>
+      </w:pPr>
+      <w:r>
+        <w:rPr>
+          <w:rFonts w:ascii="Calibri" w:eastAsia="微软雅黑" w:hAnsi="Calibri"/>
         </w:rPr>
         <w:t xml:space="preserve">8. 2026 </w:t>
       </w:r>
       <w:r>
         <w:rPr>
-          <w:rFonts w:eastAsia="微软雅黑"/>
+          <w:rFonts w:ascii="Calibri" w:eastAsia="微软雅黑" w:hAnsi="Calibri"/>
         </w:rPr>
         <w:t>年上半年昇腾计算产品线年中总裁团队奖</w:t>
       </w:r>
       <w:r>
         <w:rPr>
-          <w:rFonts w:eastAsia="微软雅黑"/>
+          <w:rFonts w:ascii="Calibri" w:eastAsia="微软雅黑" w:hAnsi="Calibri"/>
         </w:rPr>
         <w:t xml:space="preserve">——AI </w:t>
       </w:r>
       <w:r>
         <w:rPr>
-          <w:rFonts w:eastAsia="微软雅黑"/>
-        </w:rPr>
-        <w:t>场景化竞争力分析与构筑团队</w:t>
-      </w:r>
-      <w:r>
-        <w:rPr>
-          <w:rFonts w:eastAsia="微软雅黑" w:hint="eastAsia"/>
-        </w:rPr>
-        <w:t>。</w:t>
-      </w:r>
-    </w:p>
-    <w:p>
-      <w:pPr>
-        <w:spacing w:after="120" w:line="360" w:lineRule="auto"/>
-        <w:rPr>
-          <w:rFonts w:eastAsia="微软雅黑"/>
-        </w:rPr>
-      </w:pPr>
-    </w:p>
-    <w:p>
-      <w:pPr>
-        <w:spacing w:after="120" w:line="360" w:lineRule="auto"/>
-        <w:rPr>
-          <w:rFonts w:eastAsia="微软雅黑"/>
-        </w:rPr>
-      </w:pPr>
-      <w:r>
-        <w:rPr>
-          <w:rFonts w:eastAsia="微软雅黑" w:hint="eastAsia"/>
+          <w:rFonts w:ascii="Calibri" w:eastAsia="微软雅黑" w:hAnsi="Calibri"/>
+        </w:rPr>
+        <w:t>场景化竞争力分</w:t>
+      </w:r>
+      <w:r>
+        <w:rPr>
+          <w:rFonts w:ascii="Calibri" w:eastAsia="微软雅黑" w:hAnsi="Calibri" w:hint="eastAsia"/>
+        </w:rPr>
+        <w:t>析与构筑团队。</w:t>
+      </w:r>
+    </w:p>
+    <w:p>
+      <w:pPr>
+        <w:spacing w:after="120" w:line="360" w:lineRule="auto"/>
+        <w:jc w:val="left"/>
+        <w:rPr>
+          <w:rFonts w:ascii="Calibri" w:eastAsia="微软雅黑" w:hAnsi="Calibri"/>
+        </w:rPr>
+      </w:pPr>
+    </w:p>
+    <w:p>
+      <w:pPr>
+        <w:spacing w:after="120" w:line="360" w:lineRule="auto"/>
+        <w:jc w:val="left"/>
+        <w:rPr>
+          <w:rFonts w:ascii="Calibri" w:eastAsia="微软雅黑" w:hAnsi="Calibri"/>
+        </w:rPr>
+      </w:pPr>
+      <w:r>
+        <w:rPr>
+          <w:rFonts w:ascii="Calibri" w:eastAsia="微软雅黑" w:hAnsi="Calibri" w:hint="eastAsia"/>
         </w:rPr>
         <w:t>及时激励记录还覆盖低精度、稀疏、蒸馏和近似优化联合技术，</w:t>
       </w:r>
       <w:r>
         <w:rPr>
-          <w:rFonts w:eastAsia="微软雅黑"/>
+          <w:rFonts w:ascii="Calibri" w:eastAsia="微软雅黑" w:hAnsi="Calibri"/>
         </w:rPr>
         <w:t xml:space="preserve">MindIE </w:t>
       </w:r>
       <w:r>
         <w:rPr>
-          <w:rFonts w:eastAsia="微软雅黑"/>
+          <w:rFonts w:ascii="Calibri" w:eastAsia="微软雅黑" w:hAnsi="Calibri"/>
         </w:rPr>
         <w:t>社区</w:t>
       </w:r>
       <w:r>
         <w:rPr>
-          <w:rFonts w:eastAsia="微软雅黑"/>
+          <w:rFonts w:ascii="Calibri" w:eastAsia="微软雅黑" w:hAnsi="Calibri"/>
         </w:rPr>
         <w:t xml:space="preserve"> DevContainer </w:t>
       </w:r>
       <w:r>
         <w:rPr>
-          <w:rFonts w:eastAsia="微软雅黑"/>
+          <w:rFonts w:ascii="Calibri" w:eastAsia="微软雅黑" w:hAnsi="Calibri"/>
         </w:rPr>
         <w:t>建设，</w:t>
       </w:r>
       <w:r>
         <w:rPr>
-          <w:rFonts w:eastAsia="微软雅黑"/>
+          <w:rFonts w:ascii="Calibri" w:eastAsia="微软雅黑" w:hAnsi="Calibri"/>
         </w:rPr>
         <w:t>Seedance</w:t>
       </w:r>
       <w:r>
         <w:rPr>
-          <w:rFonts w:eastAsia="微软雅黑"/>
+          <w:rFonts w:ascii="Calibri" w:eastAsia="微软雅黑" w:hAnsi="Calibri"/>
         </w:rPr>
         <w:t>、</w:t>
       </w:r>
       <w:r>
         <w:rPr>
-          <w:rFonts w:eastAsia="微软雅黑"/>
+          <w:rFonts w:ascii="Calibri" w:eastAsia="微软雅黑" w:hAnsi="Calibri"/>
         </w:rPr>
         <w:t>Seedream</w:t>
       </w:r>
       <w:r>
         <w:rPr>
-          <w:rFonts w:eastAsia="微软雅黑"/>
+          <w:rFonts w:ascii="Calibri" w:eastAsia="微软雅黑" w:hAnsi="Calibri"/>
         </w:rPr>
         <w:t>、可灵、</w:t>
       </w:r>
       <w:r>
         <w:rPr>
-          <w:rFonts w:eastAsia="微软雅黑"/>
+          <w:rFonts w:ascii="Calibri" w:eastAsia="微软雅黑" w:hAnsi="Calibri"/>
         </w:rPr>
         <w:t xml:space="preserve">HunyuanVideo </w:t>
       </w:r>
       <w:r>
         <w:rPr>
-          <w:rFonts w:eastAsia="微软雅黑"/>
+          <w:rFonts w:ascii="Calibri" w:eastAsia="微软雅黑" w:hAnsi="Calibri"/>
         </w:rPr>
         <w:t>等模型支撑，以及新增</w:t>
       </w:r>
       <w:r>
         <w:rPr>
-          <w:rFonts w:eastAsia="微软雅黑"/>
+          <w:rFonts w:ascii="Calibri" w:eastAsia="微软雅黑" w:hAnsi="Calibri"/>
         </w:rPr>
         <w:t xml:space="preserve"> 13+ </w:t>
       </w:r>
       <w:r>
         <w:rPr>
-          <w:rFonts w:eastAsia="微软雅黑"/>
+          <w:rFonts w:ascii="Calibri" w:eastAsia="微软雅黑" w:hAnsi="Calibri"/>
         </w:rPr>
         <w:t>个多模态生成模型适配和多个模型</w:t>
       </w:r>
       <w:r>
         <w:rPr>
-          <w:rFonts w:eastAsia="微软雅黑"/>
+          <w:rFonts w:ascii="Calibri" w:eastAsia="微软雅黑" w:hAnsi="Calibri"/>
         </w:rPr>
         <w:t xml:space="preserve"> 0Day </w:t>
       </w:r>
       <w:r>
         <w:rPr>
-          <w:rFonts w:eastAsia="微软雅黑"/>
+          <w:rFonts w:ascii="Calibri" w:eastAsia="微软雅黑" w:hAnsi="Calibri"/>
         </w:rPr>
         <w:t>支持。这些荣誉与记录从项目攻坚、版本交付、工程效率、生态建设和团队贡献等维度验证了责任结果的持续性。</w:t>
       </w:r>
@@ -2292,33 +2448,35 @@
     <w:p>
       <w:pPr>
         <w:spacing w:after="120" w:line="360" w:lineRule="auto"/>
-        <w:rPr>
-          <w:rFonts w:eastAsia="微软雅黑"/>
-        </w:rPr>
-      </w:pPr>
-    </w:p>
-    <w:p>
-      <w:pPr>
-        <w:spacing w:after="120" w:line="360" w:lineRule="auto"/>
-        <w:rPr>
-          <w:rFonts w:eastAsia="微软雅黑"/>
-        </w:rPr>
-      </w:pPr>
-      <w:r>
-        <w:rPr>
-          <w:rFonts w:eastAsia="微软雅黑" w:hint="eastAsia"/>
+        <w:jc w:val="left"/>
+        <w:rPr>
+          <w:rFonts w:ascii="Calibri" w:eastAsia="微软雅黑" w:hAnsi="Calibri"/>
+        </w:rPr>
+      </w:pPr>
+    </w:p>
+    <w:p>
+      <w:pPr>
+        <w:spacing w:after="120" w:line="360" w:lineRule="auto"/>
+        <w:jc w:val="left"/>
+        <w:rPr>
+          <w:rFonts w:ascii="Calibri" w:eastAsia="微软雅黑" w:hAnsi="Calibri"/>
+        </w:rPr>
+      </w:pPr>
+      <w:r>
+        <w:rPr>
+          <w:rFonts w:ascii="Calibri" w:eastAsia="微软雅黑" w:hAnsi="Calibri" w:hint="eastAsia"/>
         </w:rPr>
         <w:t>团队奖用于证明本人所在项目及团队成果，个人责任由周报责任人记录、</w:t>
       </w:r>
       <w:r>
         <w:rPr>
-          <w:rFonts w:eastAsia="微软雅黑"/>
+          <w:rFonts w:ascii="Calibri" w:eastAsia="微软雅黑" w:hAnsi="Calibri"/>
         </w:rPr>
         <w:t xml:space="preserve">PR </w:t>
       </w:r>
       <w:r>
         <w:rPr>
-          <w:rFonts w:eastAsia="微软雅黑"/>
+          <w:rFonts w:ascii="Calibri" w:eastAsia="微软雅黑" w:hAnsi="Calibri"/>
         </w:rPr>
         <w:t>归属、客户感谢信点名、论文作者署名及个人奖共同交叉证明。</w:t>
       </w:r>
@@ -2326,16 +2484,18 @@
     <w:p>
       <w:pPr>
         <w:spacing w:after="120" w:line="360" w:lineRule="auto"/>
-        <w:rPr>
-          <w:rFonts w:eastAsia="微软雅黑"/>
-        </w:rPr>
-      </w:pPr>
-    </w:p>
-    <w:p>
-      <w:pPr>
-        <w:spacing w:before="240" w:after="120" w:line="360" w:lineRule="auto"/>
-        <w:rPr>
-          <w:rFonts w:eastAsia="微软雅黑"/>
+        <w:jc w:val="left"/>
+        <w:rPr>
+          <w:rFonts w:ascii="Calibri" w:eastAsia="微软雅黑" w:hAnsi="Calibri"/>
+        </w:rPr>
+      </w:pPr>
+    </w:p>
+    <w:p>
+      <w:pPr>
+        <w:spacing w:before="240" w:after="160" w:line="360" w:lineRule="auto"/>
+        <w:jc w:val="left"/>
+        <w:rPr>
+          <w:rFonts w:ascii="Calibri" w:eastAsia="微软雅黑" w:hAnsi="Calibri"/>
           <w:b/>
           <w:color w:val="00008B"/>
           <w:sz w:val="30"/>
@@ -2343,7 +2503,7 @@
       </w:pPr>
       <w:r>
         <w:rPr>
-          <w:rFonts w:eastAsia="微软雅黑" w:hint="eastAsia"/>
+          <w:rFonts w:ascii="Calibri" w:eastAsia="微软雅黑" w:hAnsi="Calibri" w:hint="eastAsia"/>
           <w:b/>
           <w:color w:val="00008B"/>
           <w:sz w:val="30"/>
@@ -2354,116 +2514,114 @@
     <w:p>
       <w:pPr>
         <w:spacing w:after="120" w:line="360" w:lineRule="auto"/>
-        <w:rPr>
-          <w:rFonts w:eastAsia="微软雅黑"/>
-        </w:rPr>
-      </w:pPr>
-    </w:p>
-    <w:p>
-      <w:pPr>
-        <w:spacing w:after="120" w:line="360" w:lineRule="auto"/>
-        <w:rPr>
-          <w:rFonts w:eastAsia="微软雅黑"/>
-        </w:rPr>
-      </w:pPr>
-      <w:r>
-        <w:rPr>
-          <w:rFonts w:eastAsia="微软雅黑" w:hint="eastAsia"/>
+        <w:jc w:val="left"/>
+        <w:rPr>
+          <w:rFonts w:ascii="Calibri" w:eastAsia="微软雅黑" w:hAnsi="Calibri"/>
+        </w:rPr>
+      </w:pPr>
+    </w:p>
+    <w:p>
+      <w:pPr>
+        <w:spacing w:after="120" w:line="360" w:lineRule="auto"/>
+        <w:jc w:val="left"/>
+        <w:rPr>
+          <w:rFonts w:ascii="Calibri" w:eastAsia="微软雅黑" w:hAnsi="Calibri"/>
+        </w:rPr>
+      </w:pPr>
+      <w:r>
+        <w:rPr>
+          <w:rFonts w:ascii="Calibri" w:eastAsia="微软雅黑" w:hAnsi="Calibri" w:hint="eastAsia"/>
         </w:rPr>
         <w:t>本人在</w:t>
       </w:r>
       <w:r>
         <w:rPr>
-          <w:rFonts w:eastAsia="微软雅黑"/>
+          <w:rFonts w:ascii="Calibri" w:eastAsia="微软雅黑" w:hAnsi="Calibri"/>
         </w:rPr>
         <w:t xml:space="preserve"> MindIE-SD </w:t>
       </w:r>
       <w:r>
         <w:rPr>
-          <w:rFonts w:eastAsia="微软雅黑"/>
+          <w:rFonts w:ascii="Calibri" w:eastAsia="微软雅黑" w:hAnsi="Calibri"/>
         </w:rPr>
         <w:t>核心量化模块、复杂量化注意力算子及多卡通信优化方向承担独立设计、开发、验证、交付和看护责任：关键特性已进入版本和客户交付链路；量化、稀疏与通信优化形成明确的精度和性能指标；客户侧取得性能提升</w:t>
       </w:r>
       <w:r>
         <w:rPr>
-          <w:rFonts w:eastAsia="微软雅黑"/>
+          <w:rFonts w:ascii="Calibri" w:eastAsia="微软雅黑" w:hAnsi="Calibri"/>
         </w:rPr>
         <w:t xml:space="preserve"> 43%</w:t>
       </w:r>
       <w:r>
         <w:rPr>
-          <w:rFonts w:eastAsia="微软雅黑"/>
+          <w:rFonts w:ascii="Calibri" w:eastAsia="微软雅黑" w:hAnsi="Calibri"/>
         </w:rPr>
         <w:t>、交付周期缩短</w:t>
       </w:r>
       <w:r>
         <w:rPr>
-          <w:rFonts w:eastAsia="微软雅黑"/>
+          <w:rFonts w:ascii="Calibri" w:eastAsia="微软雅黑" w:hAnsi="Calibri"/>
         </w:rPr>
         <w:t xml:space="preserve"> 50%</w:t>
       </w:r>
       <w:r>
         <w:rPr>
-          <w:rFonts w:eastAsia="微软雅黑"/>
+          <w:rFonts w:ascii="Calibri" w:eastAsia="微软雅黑" w:hAnsi="Calibri"/>
         </w:rPr>
         <w:t>、通信掩盖率</w:t>
       </w:r>
       <w:r>
         <w:rPr>
-          <w:rFonts w:eastAsia="微软雅黑"/>
+          <w:rFonts w:ascii="Calibri" w:eastAsia="微软雅黑" w:hAnsi="Calibri"/>
         </w:rPr>
         <w:t xml:space="preserve"> 85%+</w:t>
       </w:r>
       <w:r>
         <w:rPr>
-          <w:rFonts w:eastAsia="微软雅黑"/>
+          <w:rFonts w:ascii="Calibri" w:eastAsia="微软雅黑" w:hAnsi="Calibri"/>
         </w:rPr>
         <w:t>及一次性验收结果；相关研究成果形成</w:t>
       </w:r>
       <w:r>
         <w:rPr>
-          <w:rFonts w:eastAsia="微软雅黑"/>
+          <w:rFonts w:ascii="Calibri" w:eastAsia="微软雅黑" w:hAnsi="Calibri"/>
         </w:rPr>
         <w:t xml:space="preserve"> ECCV </w:t>
       </w:r>
       <w:r>
         <w:rPr>
-          <w:rFonts w:eastAsia="微软雅黑"/>
+          <w:rFonts w:ascii="Calibri" w:eastAsia="微软雅黑" w:hAnsi="Calibri"/>
         </w:rPr>
         <w:t>论文和公开技术论文；项目成果获得研发部、领域、产品线和公司层级多项认可。证据能够证明关键特性设计良好、具备一定竞争优势，领域关键技术取得改进，研发质量与效率得到提升，达到数据科学与</w:t>
       </w:r>
       <w:r>
         <w:rPr>
-          <w:rFonts w:eastAsia="微软雅黑"/>
+          <w:rFonts w:ascii="Calibri" w:eastAsia="微软雅黑" w:hAnsi="Calibri"/>
         </w:rPr>
         <w:t xml:space="preserve"> AI </w:t>
       </w:r>
       <w:r>
         <w:rPr>
-          <w:rFonts w:eastAsia="微软雅黑"/>
-        </w:rPr>
-        <w:t>工程</w:t>
-      </w:r>
-      <w:r>
-        <w:rPr>
-          <w:rFonts w:eastAsia="微软雅黑" w:hint="eastAsia"/>
-        </w:rPr>
-        <w:t>三级责任结果要求。</w:t>
-      </w:r>
-    </w:p>
-    <w:p>
-      <w:pPr>
-        <w:spacing w:after="120" w:line="360" w:lineRule="auto"/>
-        <w:rPr>
-          <w:rFonts w:eastAsia="微软雅黑"/>
-        </w:rPr>
-      </w:pPr>
-    </w:p>
-    <w:p>
-      <w:pPr>
-        <w:spacing w:before="240" w:after="120" w:line="360" w:lineRule="auto"/>
-        <w:rPr>
-          <w:rFonts w:eastAsia="微软雅黑"/>
+          <w:rFonts w:ascii="Calibri" w:eastAsia="微软雅黑" w:hAnsi="Calibri"/>
+        </w:rPr>
+        <w:t>工程三级责任结果要求。</w:t>
+      </w:r>
+    </w:p>
+    <w:p>
+      <w:pPr>
+        <w:spacing w:after="120" w:line="360" w:lineRule="auto"/>
+        <w:jc w:val="left"/>
+        <w:rPr>
+          <w:rFonts w:ascii="Calibri" w:eastAsia="微软雅黑" w:hAnsi="Calibri"/>
+        </w:rPr>
+      </w:pPr>
+    </w:p>
+    <w:p>
+      <w:pPr>
+        <w:spacing w:before="240" w:after="160" w:line="360" w:lineRule="auto"/>
+        <w:jc w:val="left"/>
+        <w:rPr>
+          <w:rFonts w:ascii="Calibri" w:eastAsia="微软雅黑" w:hAnsi="Calibri"/>
           <w:b/>
           <w:color w:val="00008B"/>
           <w:sz w:val="30"/>
@@ -2471,7 +2629,7 @@
       </w:pPr>
       <w:r>
         <w:rPr>
-          <w:rFonts w:eastAsia="微软雅黑" w:hint="eastAsia"/>
+          <w:rFonts w:ascii="Calibri" w:eastAsia="微软雅黑" w:hAnsi="Calibri" w:hint="eastAsia"/>
           <w:b/>
           <w:color w:val="00008B"/>
           <w:sz w:val="30"/>
@@ -2482,39 +2640,41 @@
     <w:p>
       <w:pPr>
         <w:spacing w:after="120" w:line="360" w:lineRule="auto"/>
-        <w:rPr>
-          <w:rFonts w:eastAsia="微软雅黑"/>
-        </w:rPr>
-      </w:pPr>
-    </w:p>
-    <w:p>
-      <w:pPr>
-        <w:spacing w:after="120" w:line="360" w:lineRule="auto"/>
-        <w:rPr>
-          <w:rFonts w:eastAsia="微软雅黑"/>
-        </w:rPr>
-      </w:pPr>
-      <w:r>
-        <w:rPr>
-          <w:rFonts w:eastAsia="微软雅黑"/>
+        <w:jc w:val="left"/>
+        <w:rPr>
+          <w:rFonts w:ascii="Calibri" w:eastAsia="微软雅黑" w:hAnsi="Calibri"/>
+        </w:rPr>
+      </w:pPr>
+    </w:p>
+    <w:p>
+      <w:pPr>
+        <w:spacing w:after="120" w:line="360" w:lineRule="auto"/>
+        <w:jc w:val="left"/>
+        <w:rPr>
+          <w:rFonts w:ascii="Calibri" w:eastAsia="微软雅黑" w:hAnsi="Calibri"/>
+        </w:rPr>
+      </w:pPr>
+      <w:r>
+        <w:rPr>
+          <w:rFonts w:ascii="Calibri" w:eastAsia="微软雅黑" w:hAnsi="Calibri"/>
         </w:rPr>
         <w:t xml:space="preserve">1. </w:t>
       </w:r>
       <w:r>
         <w:rPr>
-          <w:rFonts w:eastAsia="微软雅黑"/>
+          <w:rFonts w:ascii="Calibri" w:eastAsia="微软雅黑" w:hAnsi="Calibri"/>
         </w:rPr>
         <w:t>【版本成果】</w:t>
       </w:r>
       <w:r>
         <w:rPr>
-          <w:rFonts w:eastAsia="微软雅黑"/>
+          <w:rFonts w:ascii="Calibri" w:eastAsia="微软雅黑" w:hAnsi="Calibri"/>
         </w:rPr>
         <w:t xml:space="preserve">MindIE 26.1.0 RP2 </w:t>
       </w:r>
       <w:r>
         <w:rPr>
-          <w:rFonts w:eastAsia="微软雅黑"/>
+          <w:rFonts w:ascii="Calibri" w:eastAsia="微软雅黑" w:hAnsi="Calibri"/>
         </w:rPr>
         <w:t>版本复盘总结。</w:t>
       </w:r>
@@ -2522,43 +2682,44 @@
     <w:p>
       <w:pPr>
         <w:spacing w:after="120" w:line="360" w:lineRule="auto"/>
-        <w:rPr>
-          <w:rFonts w:eastAsia="微软雅黑"/>
-        </w:rPr>
-      </w:pPr>
-      <w:r>
-        <w:rPr>
-          <w:rFonts w:eastAsia="微软雅黑"/>
+        <w:jc w:val="left"/>
+        <w:rPr>
+          <w:rFonts w:ascii="Calibri" w:eastAsia="微软雅黑" w:hAnsi="Calibri"/>
+        </w:rPr>
+      </w:pPr>
+      <w:r>
+        <w:rPr>
+          <w:rFonts w:ascii="Calibri" w:eastAsia="微软雅黑" w:hAnsi="Calibri"/>
         </w:rPr>
         <w:t xml:space="preserve">2. </w:t>
       </w:r>
       <w:r>
         <w:rPr>
-          <w:rFonts w:eastAsia="微软雅黑"/>
+          <w:rFonts w:ascii="Calibri" w:eastAsia="微软雅黑" w:hAnsi="Calibri"/>
         </w:rPr>
         <w:t>【版本成果】推理多模态组</w:t>
       </w:r>
       <w:r>
         <w:rPr>
-          <w:rFonts w:eastAsia="微软雅黑"/>
+          <w:rFonts w:ascii="Calibri" w:eastAsia="微软雅黑" w:hAnsi="Calibri"/>
         </w:rPr>
         <w:t xml:space="preserve"> MindIE 26.1.0 </w:t>
       </w:r>
       <w:r>
         <w:rPr>
-          <w:rFonts w:eastAsia="微软雅黑"/>
+          <w:rFonts w:ascii="Calibri" w:eastAsia="微软雅黑" w:hAnsi="Calibri"/>
         </w:rPr>
         <w:t>版本进展周报（</w:t>
       </w:r>
       <w:r>
         <w:rPr>
-          <w:rFonts w:eastAsia="微软雅黑"/>
+          <w:rFonts w:ascii="Calibri" w:eastAsia="微软雅黑" w:hAnsi="Calibri"/>
         </w:rPr>
         <w:t>0518—0529</w:t>
       </w:r>
       <w:r>
         <w:rPr>
-          <w:rFonts w:eastAsia="微软雅黑"/>
+          <w:rFonts w:ascii="Calibri" w:eastAsia="微软雅黑" w:hAnsi="Calibri"/>
         </w:rPr>
         <w:t>）。</w:t>
       </w:r>
@@ -2566,43 +2727,44 @@
     <w:p>
       <w:pPr>
         <w:spacing w:after="120" w:line="360" w:lineRule="auto"/>
-        <w:rPr>
-          <w:rFonts w:eastAsia="微软雅黑"/>
-        </w:rPr>
-      </w:pPr>
-      <w:r>
-        <w:rPr>
-          <w:rFonts w:eastAsia="微软雅黑"/>
+        <w:jc w:val="left"/>
+        <w:rPr>
+          <w:rFonts w:ascii="Calibri" w:eastAsia="微软雅黑" w:hAnsi="Calibri"/>
+        </w:rPr>
+      </w:pPr>
+      <w:r>
+        <w:rPr>
+          <w:rFonts w:ascii="Calibri" w:eastAsia="微软雅黑" w:hAnsi="Calibri"/>
         </w:rPr>
         <w:t xml:space="preserve">3. </w:t>
       </w:r>
       <w:r>
         <w:rPr>
-          <w:rFonts w:eastAsia="微软雅黑"/>
+          <w:rFonts w:ascii="Calibri" w:eastAsia="微软雅黑" w:hAnsi="Calibri"/>
         </w:rPr>
         <w:t>【版本成果】多模态生成</w:t>
       </w:r>
       <w:r>
         <w:rPr>
-          <w:rFonts w:eastAsia="微软雅黑"/>
+          <w:rFonts w:ascii="Calibri" w:eastAsia="微软雅黑" w:hAnsi="Calibri"/>
         </w:rPr>
         <w:t xml:space="preserve"> RP3 </w:t>
       </w:r>
       <w:r>
         <w:rPr>
-          <w:rFonts w:eastAsia="微软雅黑"/>
+          <w:rFonts w:ascii="Calibri" w:eastAsia="微软雅黑" w:hAnsi="Calibri"/>
         </w:rPr>
         <w:t>商发交付周报（</w:t>
       </w:r>
       <w:r>
         <w:rPr>
-          <w:rFonts w:eastAsia="微软雅黑"/>
+          <w:rFonts w:ascii="Calibri" w:eastAsia="微软雅黑" w:hAnsi="Calibri"/>
         </w:rPr>
         <w:t>8.27—9.3</w:t>
       </w:r>
       <w:r>
         <w:rPr>
-          <w:rFonts w:eastAsia="微软雅黑"/>
+          <w:rFonts w:ascii="Calibri" w:eastAsia="微软雅黑" w:hAnsi="Calibri"/>
         </w:rPr>
         <w:t>）。</w:t>
       </w:r>
@@ -2610,31 +2772,32 @@
     <w:p>
       <w:pPr>
         <w:spacing w:after="120" w:line="360" w:lineRule="auto"/>
-        <w:rPr>
-          <w:rFonts w:eastAsia="微软雅黑"/>
-        </w:rPr>
-      </w:pPr>
-      <w:r>
-        <w:rPr>
-          <w:rFonts w:eastAsia="微软雅黑"/>
+        <w:jc w:val="left"/>
+        <w:rPr>
+          <w:rFonts w:ascii="Calibri" w:eastAsia="微软雅黑" w:hAnsi="Calibri"/>
+        </w:rPr>
+      </w:pPr>
+      <w:r>
+        <w:rPr>
+          <w:rFonts w:ascii="Calibri" w:eastAsia="微软雅黑" w:hAnsi="Calibri"/>
         </w:rPr>
         <w:t xml:space="preserve">4. </w:t>
       </w:r>
       <w:r>
         <w:rPr>
-          <w:rFonts w:eastAsia="微软雅黑"/>
+          <w:rFonts w:ascii="Calibri" w:eastAsia="微软雅黑" w:hAnsi="Calibri"/>
         </w:rPr>
         <w:t>【感谢信】</w:t>
       </w:r>
       <w:r>
         <w:rPr>
-          <w:rFonts w:eastAsia="微软雅黑"/>
+          <w:rFonts w:ascii="Calibri" w:eastAsia="微软雅黑" w:hAnsi="Calibri"/>
         </w:rPr>
         <w:t xml:space="preserve">OTT8 </w:t>
       </w:r>
       <w:r>
         <w:rPr>
-          <w:rFonts w:eastAsia="微软雅黑"/>
+          <w:rFonts w:ascii="Calibri" w:eastAsia="微软雅黑" w:hAnsi="Calibri"/>
         </w:rPr>
         <w:t>致昇腾计算推理开发部、架设部、解决方案部等团队感谢信。</w:t>
       </w:r>
@@ -2642,55 +2805,56 @@
     <w:p>
       <w:pPr>
         <w:spacing w:after="120" w:line="360" w:lineRule="auto"/>
-        <w:rPr>
-          <w:rFonts w:eastAsia="微软雅黑"/>
-        </w:rPr>
-      </w:pPr>
-      <w:r>
-        <w:rPr>
-          <w:rFonts w:eastAsia="微软雅黑"/>
+        <w:jc w:val="left"/>
+        <w:rPr>
+          <w:rFonts w:ascii="Calibri" w:eastAsia="微软雅黑" w:hAnsi="Calibri"/>
+        </w:rPr>
+      </w:pPr>
+      <w:r>
+        <w:rPr>
+          <w:rFonts w:ascii="Calibri" w:eastAsia="微软雅黑" w:hAnsi="Calibri"/>
         </w:rPr>
         <w:t xml:space="preserve">5. </w:t>
       </w:r>
       <w:r>
         <w:rPr>
-          <w:rFonts w:eastAsia="微软雅黑"/>
+          <w:rFonts w:ascii="Calibri" w:eastAsia="微软雅黑" w:hAnsi="Calibri"/>
         </w:rPr>
         <w:t>【论文成果</w:t>
       </w:r>
       <w:r>
         <w:rPr>
-          <w:rFonts w:eastAsia="微软雅黑"/>
+          <w:rFonts w:ascii="Calibri" w:eastAsia="微软雅黑" w:hAnsi="Calibri"/>
         </w:rPr>
         <w:t>1</w:t>
       </w:r>
       <w:r>
         <w:rPr>
-          <w:rFonts w:eastAsia="微软雅黑"/>
+          <w:rFonts w:ascii="Calibri" w:eastAsia="微软雅黑" w:hAnsi="Calibri"/>
         </w:rPr>
         <w:t>】</w:t>
       </w:r>
       <w:r>
         <w:rPr>
-          <w:rFonts w:eastAsia="微软雅黑"/>
+          <w:rFonts w:ascii="Calibri" w:eastAsia="微软雅黑" w:hAnsi="Calibri"/>
         </w:rPr>
         <w:t xml:space="preserve">RotateAttention </w:t>
       </w:r>
       <w:r>
         <w:rPr>
-          <w:rFonts w:eastAsia="微软雅黑"/>
+          <w:rFonts w:ascii="Calibri" w:eastAsia="微软雅黑" w:hAnsi="Calibri"/>
         </w:rPr>
         <w:t>论文及</w:t>
       </w:r>
       <w:r>
         <w:rPr>
-          <w:rFonts w:eastAsia="微软雅黑"/>
+          <w:rFonts w:ascii="Calibri" w:eastAsia="微软雅黑" w:hAnsi="Calibri"/>
         </w:rPr>
         <w:t xml:space="preserve"> ECCV </w:t>
       </w:r>
       <w:r>
         <w:rPr>
-          <w:rFonts w:eastAsia="微软雅黑"/>
+          <w:rFonts w:ascii="Calibri" w:eastAsia="微软雅黑" w:hAnsi="Calibri"/>
         </w:rPr>
         <w:t>会务邮件。</w:t>
       </w:r>
@@ -2698,43 +2862,44 @@
     <w:p>
       <w:pPr>
         <w:spacing w:after="120" w:line="360" w:lineRule="auto"/>
-        <w:rPr>
-          <w:rFonts w:eastAsia="微软雅黑"/>
-        </w:rPr>
-      </w:pPr>
-      <w:r>
-        <w:rPr>
-          <w:rFonts w:eastAsia="微软雅黑"/>
+        <w:jc w:val="left"/>
+        <w:rPr>
+          <w:rFonts w:ascii="Calibri" w:eastAsia="微软雅黑" w:hAnsi="Calibri"/>
+        </w:rPr>
+      </w:pPr>
+      <w:r>
+        <w:rPr>
+          <w:rFonts w:ascii="Calibri" w:eastAsia="微软雅黑" w:hAnsi="Calibri"/>
         </w:rPr>
         <w:t xml:space="preserve">6. </w:t>
       </w:r>
       <w:r>
         <w:rPr>
-          <w:rFonts w:eastAsia="微软雅黑"/>
+          <w:rFonts w:ascii="Calibri" w:eastAsia="微软雅黑" w:hAnsi="Calibri"/>
         </w:rPr>
         <w:t>【论文成果</w:t>
       </w:r>
       <w:r>
         <w:rPr>
-          <w:rFonts w:eastAsia="微软雅黑"/>
+          <w:rFonts w:ascii="Calibri" w:eastAsia="微软雅黑" w:hAnsi="Calibri"/>
         </w:rPr>
         <w:t>2</w:t>
       </w:r>
       <w:r>
         <w:rPr>
-          <w:rFonts w:eastAsia="微软雅黑"/>
+          <w:rFonts w:ascii="Calibri" w:eastAsia="微软雅黑" w:hAnsi="Calibri"/>
         </w:rPr>
         <w:t>】</w:t>
       </w:r>
       <w:r>
         <w:rPr>
-          <w:rFonts w:eastAsia="微软雅黑"/>
+          <w:rFonts w:ascii="Calibri" w:eastAsia="微软雅黑" w:hAnsi="Calibri"/>
         </w:rPr>
         <w:t xml:space="preserve">MXAttention </w:t>
       </w:r>
       <w:r>
         <w:rPr>
-          <w:rFonts w:eastAsia="微软雅黑"/>
+          <w:rFonts w:ascii="Calibri" w:eastAsia="微软雅黑" w:hAnsi="Calibri"/>
         </w:rPr>
         <w:t>论文。</w:t>
       </w:r>
@@ -2742,52 +2907,54 @@
     <w:p>
       <w:pPr>
         <w:spacing w:after="120" w:line="360" w:lineRule="auto"/>
-        <w:rPr>
-          <w:rFonts w:eastAsia="微软雅黑"/>
-        </w:rPr>
-      </w:pPr>
-      <w:r>
-        <w:rPr>
-          <w:rFonts w:eastAsia="微软雅黑"/>
+        <w:jc w:val="left"/>
+        <w:rPr>
+          <w:rFonts w:ascii="Calibri" w:eastAsia="微软雅黑" w:hAnsi="Calibri"/>
+        </w:rPr>
+      </w:pPr>
+      <w:r>
+        <w:rPr>
+          <w:rFonts w:ascii="Calibri" w:eastAsia="微软雅黑" w:hAnsi="Calibri"/>
         </w:rPr>
         <w:t xml:space="preserve">7. 8 </w:t>
       </w:r>
       <w:r>
         <w:rPr>
-          <w:rFonts w:eastAsia="微软雅黑"/>
-        </w:rPr>
-        <w:t>份荣</w:t>
-      </w:r>
-      <w:r>
-        <w:rPr>
-          <w:rFonts w:eastAsia="微软雅黑" w:hint="eastAsia"/>
-        </w:rPr>
-        <w:t>誉证书及及时激励记录。</w:t>
-      </w:r>
-    </w:p>
-    <w:p>
-      <w:pPr>
-        <w:spacing w:after="120" w:line="360" w:lineRule="auto"/>
-        <w:rPr>
-          <w:rFonts w:eastAsia="微软雅黑"/>
-        </w:rPr>
-      </w:pPr>
-      <w:r>
-        <w:rPr>
-          <w:rFonts w:eastAsia="微软雅黑"/>
+          <w:rFonts w:ascii="Calibri" w:eastAsia="微软雅黑" w:hAnsi="Calibri"/>
+        </w:rPr>
+        <w:t>份荣誉证书及及时激励记录。</w:t>
+      </w:r>
+    </w:p>
+    <w:p>
+      <w:pPr>
+        <w:spacing w:after="120" w:line="360" w:lineRule="auto"/>
+        <w:jc w:val="left"/>
+        <w:rPr>
+          <w:rFonts w:ascii="Calibri" w:eastAsia="微软雅黑" w:hAnsi="Calibri"/>
+        </w:rPr>
+      </w:pPr>
+      <w:r>
+        <w:rPr>
+          <w:rFonts w:ascii="Calibri" w:eastAsia="微软雅黑" w:hAnsi="Calibri"/>
         </w:rPr>
         <w:t xml:space="preserve">8. </w:t>
       </w:r>
       <w:r>
         <w:rPr>
-          <w:rFonts w:eastAsia="微软雅黑"/>
+          <w:rFonts w:ascii="Calibri" w:eastAsia="微软雅黑" w:hAnsi="Calibri"/>
         </w:rPr>
         <w:t>专业能力目录中的需求分析、设计报告、验证报告、定位报告、合入举证及蓝区代码看板。</w:t>
       </w:r>
     </w:p>
     <w:sectPr>
+      <w:headerReference w:type="even" r:id="rId6"/>
+      <w:headerReference w:type="default" r:id="rId7"/>
+      <w:footerReference w:type="even" r:id="rId8"/>
+      <w:footerReference w:type="default" r:id="rId9"/>
+      <w:headerReference w:type="first" r:id="rId10"/>
+      <w:footerReference w:type="first" r:id="rId11"/>
       <w:pgSz w:w="11906" w:h="16838"/>
-      <w:pgMar w:top="1440" w:right="1800" w:bottom="1440" w:left="1800" w:header="851" w:footer="992" w:gutter="0"/>
+      <w:pgMar w:top="1417" w:right="1417" w:bottom="1417" w:left="1417" w:header="851" w:footer="992" w:gutter="0"/>
       <w:cols w:space="425"/>
       <w:docGrid w:type="lines" w:linePitch="312"/>
     </w:sectPr>
@@ -2814,6 +2981,54 @@
 </w:endnotes>
 </file>
 
+<file path=word/footer1.xml><?xml version="1.0" encoding="utf-8"?>
+<w:ftr xmlns:wpc="http://schemas.microsoft.com/office/word/2010/wordprocessingCanvas" xmlns:cx="http://schemas.microsoft.com/office/drawing/2014/chartex" xmlns:cx1="http://schemas.microsoft.com/office/drawing/2015/9/8/chartex" xmlns:cx2="http://schemas.microsoft.com/office/drawing/2015/10/21/chartex" xmlns:cx3="http://schemas.microsoft.com/office/drawing/2016/5/9/chartex" xmlns:cx4="http://schemas.microsoft.com/office/drawing/2016/5/10/chartex" xmlns:cx5="http://schemas.microsoft.com/office/drawing/2016/5/11/chartex" xmlns:cx6="http://schemas.microsoft.com/office/drawing/2016/5/12/chartex" xmlns:cx7="http://schemas.microsoft.com/office/drawing/2016/5/13/chartex" xmlns:cx8="http://schemas.microsoft.com/office/drawing/2016/5/14/chartex" xmlns:mc="http://schemas.openxmlformats.org/markup-compatibility/2006" xmlns:aink="http://schemas.microsoft.com/office/drawing/2016/ink" xmlns:am3d="http://schemas.microsoft.com/office/drawing/2017/model3d" xmlns:o="urn:schemas-microsoft-com:office:office" xmlns:r="http://schemas.openxmlformats.org/officeDocument/2006/relationships" xmlns:m="http://schemas.openxmlformats.org/officeDocument/2006/math" xmlns:v="urn:schemas-microsoft-com:vml" xmlns:wp14="http://schemas.microsoft.com/office/word/2010/wordprocessingDrawing" xmlns:wp="http://schemas.openxmlformats.org/drawingml/2006/wordprocessingDrawing" xmlns:w10="urn:schemas-microsoft-com:office:word" xmlns:w="http://schemas.openxmlformats.org/wordprocessingml/2006/main" xmlns:w14="http://schemas.microsoft.com/office/word/2010/wordml" xmlns:w15="http://schemas.microsoft.com/office/word/2012/wordml" xmlns:w16cex="http://schemas.microsoft.com/office/word/2018/wordml/cex" xmlns:w16cid="http://schemas.microsoft.com/office/word/2016/wordml/cid" xmlns:w16="http://schemas.microsoft.com/office/word/2018/wordml" xmlns:w16sdtdh="http://schemas.microsoft.com/office/word/2020/wordml/sdtdatahash" xmlns:w16se="http://schemas.microsoft.com/office/word/2015/wordml/symex" xmlns:wpg="http://schemas.microsoft.com/office/word/2010/wordprocessingGroup" xmlns:wpi="http://schemas.microsoft.com/office/word/2010/wordprocessingInk" xmlns:wne="http://schemas.microsoft.com/office/word/2006/wordml" xmlns:wps="http://schemas.microsoft.com/office/word/2010/wordprocessingShape" mc:Ignorable="w14 w15 w16se w16cid w16 w16cex w16sdtdh wp14">
+  <w:p>
+    <w:pPr>
+      <w:pStyle w:val="a5"/>
+    </w:pPr>
+  </w:p>
+</w:ftr>
+</file>
+
+<file path=word/footer2.xml><?xml version="1.0" encoding="utf-8"?>
+<w:ftr xmlns:wpc="http://schemas.microsoft.com/office/word/2010/wordprocessingCanvas" xmlns:cx="http://schemas.microsoft.com/office/drawing/2014/chartex" xmlns:cx1="http://schemas.microsoft.com/office/drawing/2015/9/8/chartex" xmlns:cx2="http://schemas.microsoft.com/office/drawing/2015/10/21/chartex" xmlns:cx3="http://schemas.microsoft.com/office/drawing/2016/5/9/chartex" xmlns:cx4="http://schemas.microsoft.com/office/drawing/2016/5/10/chartex" xmlns:cx5="http://schemas.microsoft.com/office/drawing/2016/5/11/chartex" xmlns:cx6="http://schemas.microsoft.com/office/drawing/2016/5/12/chartex" xmlns:cx7="http://schemas.microsoft.com/office/drawing/2016/5/13/chartex" xmlns:cx8="http://schemas.microsoft.com/office/drawing/2016/5/14/chartex" xmlns:mc="http://schemas.openxmlformats.org/markup-compatibility/2006" xmlns:aink="http://schemas.microsoft.com/office/drawing/2016/ink" xmlns:am3d="http://schemas.microsoft.com/office/drawing/2017/model3d" xmlns:o="urn:schemas-microsoft-com:office:office" xmlns:r="http://schemas.openxmlformats.org/officeDocument/2006/relationships" xmlns:m="http://schemas.openxmlformats.org/officeDocument/2006/math" xmlns:v="urn:schemas-microsoft-com:vml" xmlns:wp14="http://schemas.microsoft.com/office/word/2010/wordprocessingDrawing" xmlns:wp="http://schemas.openxmlformats.org/drawingml/2006/wordprocessingDrawing" xmlns:w10="urn:schemas-microsoft-com:office:word" xmlns:w="http://schemas.openxmlformats.org/wordprocessingml/2006/main" xmlns:w14="http://schemas.microsoft.com/office/word/2010/wordml" xmlns:w15="http://schemas.microsoft.com/office/word/2012/wordml" xmlns:w16cex="http://schemas.microsoft.com/office/word/2018/wordml/cex" xmlns:w16cid="http://schemas.microsoft.com/office/word/2016/wordml/cid" xmlns:w16="http://schemas.microsoft.com/office/word/2018/wordml" xmlns:w16sdtdh="http://schemas.microsoft.com/office/word/2020/wordml/sdtdatahash" xmlns:w16se="http://schemas.microsoft.com/office/word/2015/wordml/symex" xmlns:wpg="http://schemas.microsoft.com/office/word/2010/wordprocessingGroup" xmlns:wpi="http://schemas.microsoft.com/office/word/2010/wordprocessingInk" xmlns:wne="http://schemas.microsoft.com/office/word/2006/wordml" xmlns:wps="http://schemas.microsoft.com/office/word/2010/wordprocessingShape" mc:Ignorable="w14 w15 w16se w16cid w16 w16cex w16sdtdh wp14">
+  <w:p>
+    <w:pPr>
+      <w:pStyle w:val="a5"/>
+    </w:pPr>
+    <w:r>
+      <w:fldChar w:fldCharType="begin"/>
+    </w:r>
+    <w:r>
+      <w:instrText xml:space="preserve"> PAGE  \* MERGEFORMAT </w:instrText>
+    </w:r>
+    <w:r>
+      <w:fldChar w:fldCharType="separate"/>
+    </w:r>
+    <w:r>
+      <w:rPr>
+        <w:noProof/>
+      </w:rPr>
+      <w:t>1</w:t>
+    </w:r>
+    <w:r>
+      <w:fldChar w:fldCharType="end"/>
+    </w:r>
+  </w:p>
+</w:ftr>
+</file>
+
+<file path=word/footer3.xml><?xml version="1.0" encoding="utf-8"?>
+<w:ftr xmlns:wpc="http://schemas.microsoft.com/office/word/2010/wordprocessingCanvas" xmlns:cx="http://schemas.microsoft.com/office/drawing/2014/chartex" xmlns:cx1="http://schemas.microsoft.com/office/drawing/2015/9/8/chartex" xmlns:cx2="http://schemas.microsoft.com/office/drawing/2015/10/21/chartex" xmlns:cx3="http://schemas.microsoft.com/office/drawing/2016/5/9/chartex" xmlns:cx4="http://schemas.microsoft.com/office/drawing/2016/5/10/chartex" xmlns:cx5="http://schemas.microsoft.com/office/drawing/2016/5/11/chartex" xmlns:cx6="http://schemas.microsoft.com/office/drawing/2016/5/12/chartex" xmlns:cx7="http://schemas.microsoft.com/office/drawing/2016/5/13/chartex" xmlns:cx8="http://schemas.microsoft.com/office/drawing/2016/5/14/chartex" xmlns:mc="http://schemas.openxmlformats.org/markup-compatibility/2006" xmlns:aink="http://schemas.microsoft.com/office/drawing/2016/ink" xmlns:am3d="http://schemas.microsoft.com/office/drawing/2017/model3d" xmlns:o="urn:schemas-microsoft-com:office:office" xmlns:r="http://schemas.openxmlformats.org/officeDocument/2006/relationships" xmlns:m="http://schemas.openxmlformats.org/officeDocument/2006/math" xmlns:v="urn:schemas-microsoft-com:vml" xmlns:wp14="http://schemas.microsoft.com/office/word/2010/wordprocessingDrawing" xmlns:wp="http://schemas.openxmlformats.org/drawingml/2006/wordprocessingDrawing" xmlns:w10="urn:schemas-microsoft-com:office:word" xmlns:w="http://schemas.openxmlformats.org/wordprocessingml/2006/main" xmlns:w14="http://schemas.microsoft.com/office/word/2010/wordml" xmlns:w15="http://schemas.microsoft.com/office/word/2012/wordml" xmlns:w16cex="http://schemas.microsoft.com/office/word/2018/wordml/cex" xmlns:w16cid="http://schemas.microsoft.com/office/word/2016/wordml/cid" xmlns:w16="http://schemas.microsoft.com/office/word/2018/wordml" xmlns:w16sdtdh="http://schemas.microsoft.com/office/word/2020/wordml/sdtdatahash" xmlns:w16se="http://schemas.microsoft.com/office/word/2015/wordml/symex" xmlns:wpg="http://schemas.microsoft.com/office/word/2010/wordprocessingGroup" xmlns:wpi="http://schemas.microsoft.com/office/word/2010/wordprocessingInk" xmlns:wne="http://schemas.microsoft.com/office/word/2006/wordml" xmlns:wps="http://schemas.microsoft.com/office/word/2010/wordprocessingShape" mc:Ignorable="w14 w15 w16se w16cid w16 w16cex w16sdtdh wp14">
+  <w:p>
+    <w:pPr>
+      <w:pStyle w:val="a5"/>
+    </w:pPr>
+  </w:p>
+</w:ftr>
+</file>
+
 <file path=word/footnotes.xml><?xml version="1.0" encoding="utf-8"?>
 <w:footnotes xmlns:wpc="http://schemas.microsoft.com/office/word/2010/wordprocessingCanvas" xmlns:cx="http://schemas.microsoft.com/office/drawing/2014/chartex" xmlns:cx1="http://schemas.microsoft.com/office/drawing/2015/9/8/chartex" xmlns:cx2="http://schemas.microsoft.com/office/drawing/2015/10/21/chartex" xmlns:cx3="http://schemas.microsoft.com/office/drawing/2016/5/9/chartex" xmlns:cx4="http://schemas.microsoft.com/office/drawing/2016/5/10/chartex" xmlns:cx5="http://schemas.microsoft.com/office/drawing/2016/5/11/chartex" xmlns:cx6="http://schemas.microsoft.com/office/drawing/2016/5/12/chartex" xmlns:cx7="http://schemas.microsoft.com/office/drawing/2016/5/13/chartex" xmlns:cx8="http://schemas.microsoft.com/office/drawing/2016/5/14/chartex" xmlns:mc="http://schemas.openxmlformats.org/markup-compatibility/2006" xmlns:aink="http://schemas.microsoft.com/office/drawing/2016/ink" xmlns:am3d="http://schemas.microsoft.com/office/drawing/2017/model3d" xmlns:o="urn:schemas-microsoft-com:office:office" xmlns:r="http://schemas.openxmlformats.org/officeDocument/2006/relationships" xmlns:m="http://schemas.openxmlformats.org/officeDocument/2006/math" xmlns:v="urn:schemas-microsoft-com:vml" xmlns:wp14="http://schemas.microsoft.com/office/word/2010/wordprocessingDrawing" xmlns:wp="http://schemas.openxmlformats.org/drawingml/2006/wordprocessingDrawing" xmlns:w10="urn:schemas-microsoft-com:office:word" xmlns:w="http://schemas.openxmlformats.org/wordprocessingml/2006/main" xmlns:w14="http://schemas.microsoft.com/office/word/2010/wordml" xmlns:w15="http://schemas.microsoft.com/office/word/2012/wordml" xmlns:w16cex="http://schemas.microsoft.com/office/word/2018/wordml/cex" xmlns:w16cid="http://schemas.microsoft.com/office/word/2016/wordml/cid" xmlns:w16="http://schemas.microsoft.com/office/word/2018/wordml" xmlns:w16sdtdh="http://schemas.microsoft.com/office/word/2020/wordml/sdtdatahash" xmlns:w16se="http://schemas.microsoft.com/office/word/2015/wordml/symex" xmlns:wpg="http://schemas.microsoft.com/office/word/2010/wordprocessingGroup" xmlns:wpi="http://schemas.microsoft.com/office/word/2010/wordprocessingInk" xmlns:wne="http://schemas.microsoft.com/office/word/2006/wordml" xmlns:wps="http://schemas.microsoft.com/office/word/2010/wordprocessingShape" mc:Ignorable="w14 w15 w16se w16cid w16 w16cex w16sdtdh wp14">
   <w:footnote w:type="separator" w:id="-1">
@@ -2831,6 +3046,66 @@
     </w:p>
   </w:footnote>
 </w:footnotes>
+</file>
+
+<file path=word/header1.xml><?xml version="1.0" encoding="utf-8"?>
+<w:hdr xmlns:wpc="http://schemas.microsoft.com/office/word/2010/wordprocessingCanvas" xmlns:cx="http://schemas.microsoft.com/office/drawing/2014/chartex" xmlns:cx1="http://schemas.microsoft.com/office/drawing/2015/9/8/chartex" xmlns:cx2="http://schemas.microsoft.com/office/drawing/2015/10/21/chartex" xmlns:cx3="http://schemas.microsoft.com/office/drawing/2016/5/9/chartex" xmlns:cx4="http://schemas.microsoft.com/office/drawing/2016/5/10/chartex" xmlns:cx5="http://schemas.microsoft.com/office/drawing/2016/5/11/chartex" xmlns:cx6="http://schemas.microsoft.com/office/drawing/2016/5/12/chartex" xmlns:cx7="http://schemas.microsoft.com/office/drawing/2016/5/13/chartex" xmlns:cx8="http://schemas.microsoft.com/office/drawing/2016/5/14/chartex" xmlns:mc="http://schemas.openxmlformats.org/markup-compatibility/2006" xmlns:aink="http://schemas.microsoft.com/office/drawing/2016/ink" xmlns:am3d="http://schemas.microsoft.com/office/drawing/2017/model3d" xmlns:o="urn:schemas-microsoft-com:office:office" xmlns:r="http://schemas.openxmlformats.org/officeDocument/2006/relationships" xmlns:m="http://schemas.openxmlformats.org/officeDocument/2006/math" xmlns:v="urn:schemas-microsoft-com:vml" xmlns:wp14="http://schemas.microsoft.com/office/word/2010/wordprocessingDrawing" xmlns:wp="http://schemas.openxmlformats.org/drawingml/2006/wordprocessingDrawing" xmlns:w10="urn:schemas-microsoft-com:office:word" xmlns:w="http://schemas.openxmlformats.org/wordprocessingml/2006/main" xmlns:w14="http://schemas.microsoft.com/office/word/2010/wordml" xmlns:w15="http://schemas.microsoft.com/office/word/2012/wordml" xmlns:w16cex="http://schemas.microsoft.com/office/word/2018/wordml/cex" xmlns:w16cid="http://schemas.microsoft.com/office/word/2016/wordml/cid" xmlns:w16="http://schemas.microsoft.com/office/word/2018/wordml" xmlns:w16sdtdh="http://schemas.microsoft.com/office/word/2020/wordml/sdtdatahash" xmlns:w16se="http://schemas.microsoft.com/office/word/2015/wordml/symex" xmlns:wpg="http://schemas.microsoft.com/office/word/2010/wordprocessingGroup" xmlns:wpi="http://schemas.microsoft.com/office/word/2010/wordprocessingInk" xmlns:wne="http://schemas.microsoft.com/office/word/2006/wordml" xmlns:wps="http://schemas.microsoft.com/office/word/2010/wordprocessingShape" mc:Ignorable="w14 w15 w16se w16cid w16 w16cex w16sdtdh wp14">
+  <w:p>
+    <w:pPr>
+      <w:pStyle w:val="a3"/>
+    </w:pPr>
+  </w:p>
+</w:hdr>
+</file>
+
+<file path=word/header2.xml><?xml version="1.0" encoding="utf-8"?>
+<w:hdr xmlns:wpc="http://schemas.microsoft.com/office/word/2010/wordprocessingCanvas" xmlns:cx="http://schemas.microsoft.com/office/drawing/2014/chartex" xmlns:cx1="http://schemas.microsoft.com/office/drawing/2015/9/8/chartex" xmlns:cx2="http://schemas.microsoft.com/office/drawing/2015/10/21/chartex" xmlns:cx3="http://schemas.microsoft.com/office/drawing/2016/5/9/chartex" xmlns:cx4="http://schemas.microsoft.com/office/drawing/2016/5/10/chartex" xmlns:cx5="http://schemas.microsoft.com/office/drawing/2016/5/11/chartex" xmlns:cx6="http://schemas.microsoft.com/office/drawing/2016/5/12/chartex" xmlns:cx7="http://schemas.microsoft.com/office/drawing/2016/5/13/chartex" xmlns:cx8="http://schemas.microsoft.com/office/drawing/2016/5/14/chartex" xmlns:mc="http://schemas.openxmlformats.org/markup-compatibility/2006" xmlns:aink="http://schemas.microsoft.com/office/drawing/2016/ink" xmlns:am3d="http://schemas.microsoft.com/office/drawing/2017/model3d" xmlns:o="urn:schemas-microsoft-com:office:office" xmlns:r="http://schemas.openxmlformats.org/officeDocument/2006/relationships" xmlns:m="http://schemas.openxmlformats.org/officeDocument/2006/math" xmlns:v="urn:schemas-microsoft-com:vml" xmlns:wp14="http://schemas.microsoft.com/office/word/2010/wordprocessingDrawing" xmlns:wp="http://schemas.openxmlformats.org/drawingml/2006/wordprocessingDrawing" xmlns:w10="urn:schemas-microsoft-com:office:word" xmlns:w="http://schemas.openxmlformats.org/wordprocessingml/2006/main" xmlns:w14="http://schemas.microsoft.com/office/word/2010/wordml" xmlns:w15="http://schemas.microsoft.com/office/word/2012/wordml" xmlns:w16cex="http://schemas.microsoft.com/office/word/2018/wordml/cex" xmlns:w16cid="http://schemas.microsoft.com/office/word/2016/wordml/cid" xmlns:w16="http://schemas.microsoft.com/office/word/2018/wordml" xmlns:w16sdtdh="http://schemas.microsoft.com/office/word/2020/wordml/sdtdatahash" xmlns:w16se="http://schemas.microsoft.com/office/word/2015/wordml/symex" xmlns:wpg="http://schemas.microsoft.com/office/word/2010/wordprocessingGroup" xmlns:wpi="http://schemas.microsoft.com/office/word/2010/wordprocessingInk" xmlns:wne="http://schemas.microsoft.com/office/word/2006/wordml" xmlns:wps="http://schemas.microsoft.com/office/word/2010/wordprocessingShape" mc:Ignorable="w14 w15 w16se w16cid w16 w16cex w16sdtdh wp14">
+  <w:p>
+    <w:pPr>
+      <w:pStyle w:val="a3"/>
+      <w:jc w:val="right"/>
+      <w:rPr>
+        <w:rFonts w:eastAsia="微软雅黑"/>
+        <w:color w:val="777777"/>
+        <w:sz w:val="16"/>
+      </w:rPr>
+    </w:pPr>
+    <w:r>
+      <w:rPr>
+        <w:rFonts w:eastAsia="微软雅黑" w:hint="eastAsia"/>
+        <w:color w:val="777777"/>
+        <w:sz w:val="16"/>
+      </w:rPr>
+      <w:t>数据科学与</w:t>
+    </w:r>
+    <w:r>
+      <w:rPr>
+        <w:rFonts w:eastAsia="微软雅黑"/>
+        <w:color w:val="777777"/>
+        <w:sz w:val="16"/>
+      </w:rPr>
+      <w:t xml:space="preserve"> AI </w:t>
+    </w:r>
+    <w:r>
+      <w:rPr>
+        <w:rFonts w:eastAsia="微软雅黑"/>
+        <w:color w:val="777777"/>
+        <w:sz w:val="16"/>
+      </w:rPr>
+      <w:t>工程三级任职材料｜责任贡献</w:t>
+    </w:r>
+  </w:p>
+</w:hdr>
+</file>
+
+<file path=word/header3.xml><?xml version="1.0" encoding="utf-8"?>
+<w:hdr xmlns:wpc="http://schemas.microsoft.com/office/word/2010/wordprocessingCanvas" xmlns:cx="http://schemas.microsoft.com/office/drawing/2014/chartex" xmlns:cx1="http://schemas.microsoft.com/office/drawing/2015/9/8/chartex" xmlns:cx2="http://schemas.microsoft.com/office/drawing/2015/10/21/chartex" xmlns:cx3="http://schemas.microsoft.com/office/drawing/2016/5/9/chartex" xmlns:cx4="http://schemas.microsoft.com/office/drawing/2016/5/10/chartex" xmlns:cx5="http://schemas.microsoft.com/office/drawing/2016/5/11/chartex" xmlns:cx6="http://schemas.microsoft.com/office/drawing/2016/5/12/chartex" xmlns:cx7="http://schemas.microsoft.com/office/drawing/2016/5/13/chartex" xmlns:cx8="http://schemas.microsoft.com/office/drawing/2016/5/14/chartex" xmlns:mc="http://schemas.openxmlformats.org/markup-compatibility/2006" xmlns:aink="http://schemas.microsoft.com/office/drawing/2016/ink" xmlns:am3d="http://schemas.microsoft.com/office/drawing/2017/model3d" xmlns:o="urn:schemas-microsoft-com:office:office" xmlns:r="http://schemas.openxmlformats.org/officeDocument/2006/relationships" xmlns:m="http://schemas.openxmlformats.org/officeDocument/2006/math" xmlns:v="urn:schemas-microsoft-com:vml" xmlns:wp14="http://schemas.microsoft.com/office/word/2010/wordprocessingDrawing" xmlns:wp="http://schemas.openxmlformats.org/drawingml/2006/wordprocessingDrawing" xmlns:w10="urn:schemas-microsoft-com:office:word" xmlns:w="http://schemas.openxmlformats.org/wordprocessingml/2006/main" xmlns:w14="http://schemas.microsoft.com/office/word/2010/wordml" xmlns:w15="http://schemas.microsoft.com/office/word/2012/wordml" xmlns:w16cex="http://schemas.microsoft.com/office/word/2018/wordml/cex" xmlns:w16cid="http://schemas.microsoft.com/office/word/2016/wordml/cid" xmlns:w16="http://schemas.microsoft.com/office/word/2018/wordml" xmlns:w16sdtdh="http://schemas.microsoft.com/office/word/2020/wordml/sdtdatahash" xmlns:w16se="http://schemas.microsoft.com/office/word/2015/wordml/symex" xmlns:wpg="http://schemas.microsoft.com/office/word/2010/wordprocessingGroup" xmlns:wpi="http://schemas.microsoft.com/office/word/2010/wordprocessingInk" xmlns:wne="http://schemas.microsoft.com/office/word/2006/wordml" xmlns:wps="http://schemas.microsoft.com/office/word/2010/wordprocessingShape" mc:Ignorable="w14 w15 w16se w16cid w16 w16cex w16sdtdh wp14">
+  <w:p>
+    <w:pPr>
+      <w:pStyle w:val="a3"/>
+    </w:pPr>
+  </w:p>
+</w:hdr>
 </file>
 
 <file path=word/styles.xml><?xml version="1.0" encoding="utf-8"?>
@@ -3266,7 +3541,7 @@
     <w:link w:val="a4"/>
     <w:uiPriority w:val="99"/>
     <w:unhideWhenUsed/>
-    <w:rsid w:val="00941F0A"/>
+    <w:rsid w:val="002D0046"/>
     <w:pPr>
       <w:pBdr>
         <w:bottom w:val="single" w:sz="6" w:space="1" w:color="auto"/>
@@ -3288,7 +3563,7 @@
     <w:basedOn w:val="a0"/>
     <w:link w:val="a3"/>
     <w:uiPriority w:val="99"/>
-    <w:rsid w:val="00941F0A"/>
+    <w:rsid w:val="002D0046"/>
     <w:rPr>
       <w:sz w:val="18"/>
       <w:szCs w:val="18"/>
@@ -3300,7 +3575,7 @@
     <w:link w:val="a6"/>
     <w:uiPriority w:val="99"/>
     <w:unhideWhenUsed/>
-    <w:rsid w:val="00941F0A"/>
+    <w:rsid w:val="002D0046"/>
     <w:pPr>
       <w:tabs>
         <w:tab w:val="center" w:pos="4153"/>
@@ -3319,7 +3594,7 @@
     <w:basedOn w:val="a0"/>
     <w:link w:val="a5"/>
     <w:uiPriority w:val="99"/>
-    <w:rsid w:val="00941F0A"/>
+    <w:rsid w:val="002D0046"/>
     <w:rPr>
       <w:sz w:val="18"/>
       <w:szCs w:val="18"/>
